--- a/reports/DemandShock_Technical_Report.docx
+++ b/reports/DemandShock_Technical_Report.docx
@@ -405,7 +405,7 @@
                 <w:sz w:val="19"/>
                 <w:szCs w:val="19"/>
               </w:rPr>
-              <w:t xml:space="preserve">Global direct LightGBM (Tweedie objective)</w:t>
+              <w:t xml:space="preserve">Global LightGBM (Tweedie), one model per horizon bucket</w:t>
             </w:r>
           </w:p>
         </w:tc>
@@ -583,7 +583,7 @@
                 <w:sz w:val="19"/>
                 <w:szCs w:val="19"/>
               </w:rPr>
-              <w:t xml:space="preserve">2026-08-03T18:04:03+00:00</w:t>
+              <w:t xml:space="preserve">2026-08-05T00:19:03+00:00</w:t>
             </w:r>
           </w:p>
         </w:tc>
@@ -641,7 +641,7 @@
                 <w:sz w:val="19"/>
                 <w:szCs w:val="19"/>
               </w:rPr>
-              <w:t xml:space="preserve">fcbd0adf252c</w:t>
+              <w:t xml:space="preserve">f87039f3db9b</w:t>
             </w:r>
           </w:p>
         </w:tc>
@@ -701,7 +701,7 @@
                 <w:sz w:val="19"/>
                 <w:szCs w:val="19"/>
               </w:rPr>
-              <w:t xml:space="preserve">119 passing, 0 skipped</w:t>
+              <w:t xml:space="preserve">135 passing, 0 skipped</w:t>
             </w:r>
           </w:p>
         </w:tc>
@@ -1295,7 +1295,7 @@
                 <w:sz w:val="19"/>
                 <w:szCs w:val="19"/>
               </w:rPr>
-              <w:t xml:space="preserve">0.7305</w:t>
+              <w:t xml:space="preserve">0.7198</w:t>
             </w:r>
           </w:p>
         </w:tc>
@@ -1383,7 +1383,7 @@
                 <w:sz w:val="19"/>
                 <w:szCs w:val="19"/>
               </w:rPr>
-              <w:t xml:space="preserve">0.7606</w:t>
+              <w:t xml:space="preserve">0.7550</w:t>
             </w:r>
           </w:p>
         </w:tc>
@@ -1470,7 +1470,7 @@
                 <w:sz w:val="19"/>
                 <w:szCs w:val="19"/>
               </w:rPr>
-              <w:t xml:space="preserve">17.9%</w:t>
+              <w:t xml:space="preserve">19.1%</w:t>
             </w:r>
           </w:p>
         </w:tc>
@@ -1558,7 +1558,7 @@
                 <w:sz w:val="19"/>
                 <w:szCs w:val="19"/>
               </w:rPr>
-              <w:t xml:space="preserve">79.6%</w:t>
+              <w:t xml:space="preserve">79.4%</w:t>
             </w:r>
           </w:p>
         </w:tc>
@@ -1617,7 +1617,7 @@
                 <w:sz w:val="19"/>
                 <w:szCs w:val="19"/>
               </w:rPr>
-              <w:t xml:space="preserve">Demand shock episodes detected</w:t>
+              <w:t xml:space="preserve">Near-term accuracy (steps 1-7)</w:t>
             </w:r>
           </w:p>
         </w:tc>
@@ -1645,7 +1645,7 @@
                 <w:sz w:val="19"/>
                 <w:szCs w:val="19"/>
               </w:rPr>
-              <w:t xml:space="preserve">53,774</w:t>
+              <w:t xml:space="preserve">0.7226</w:t>
             </w:r>
           </w:p>
         </w:tc>
@@ -1673,7 +1673,7 @@
                 <w:sz w:val="19"/>
                 <w:szCs w:val="19"/>
               </w:rPr>
-              <w:t xml:space="preserve">out-of-sample window</w:t>
+              <w:t xml:space="preserve">was 0.7519</w:t>
             </w:r>
           </w:p>
         </w:tc>
@@ -1704,7 +1704,7 @@
                 <w:sz w:val="19"/>
                 <w:szCs w:val="19"/>
               </w:rPr>
-              <w:t xml:space="preserve">Estimated revenue exposure</w:t>
+              <w:t xml:space="preserve">Weekly-grain WAPE</w:t>
             </w:r>
           </w:p>
         </w:tc>
@@ -1733,7 +1733,7 @@
                 <w:sz w:val="19"/>
                 <w:szCs w:val="19"/>
               </w:rPr>
-              <w:t xml:space="preserve">$3,083,876</w:t>
+              <w:t xml:space="preserve">0.3683</w:t>
             </w:r>
           </w:p>
         </w:tc>
@@ -1762,7 +1762,7 @@
                 <w:sz w:val="19"/>
                 <w:szCs w:val="19"/>
               </w:rPr>
-              <w:t xml:space="preserve">real prices, 28 days</w:t>
+              <w:t xml:space="preserve">same forecast, weekly totals</w:t>
             </w:r>
           </w:p>
         </w:tc>
@@ -1792,6 +1792,268 @@
                 <w:sz w:val="19"/>
                 <w:szCs w:val="19"/>
               </w:rPr>
+              <w:t xml:space="preserve">Total-demand WAPE</w:t>
+            </w:r>
+          </w:p>
+        </w:tc>
+        <w:tc>
+          <w:tcPr>
+            <w:tcW w:type="dxa" w:w="2500"/>
+            <w:tcMar>
+              <w:top w:type="dxa" w:w="70"/>
+              <w:left w:type="dxa" w:w="110"/>
+              <w:bottom w:type="dxa" w:w="70"/>
+              <w:right w:type="dxa" w:w="110"/>
+            </w:tcMar>
+          </w:tcPr>
+          <w:p>
+            <w:pPr>
+              <w:spacing w:after="0" w:line="240"/>
+              <w:jc w:val="right"/>
+            </w:pPr>
+            <w:r>
+              <w:rPr>
+                <w:rFonts w:ascii="Calibri" w:cs="Calibri" w:eastAsia="Calibri" w:hAnsi="Calibri"/>
+                <w:b w:val="false"/>
+                <w:bCs w:val="false"/>
+                <w:color w:val="1A1A1A"/>
+                <w:sz w:val="19"/>
+                <w:szCs w:val="19"/>
+              </w:rPr>
+              <w:t xml:space="preserve">0.0684</w:t>
+            </w:r>
+          </w:p>
+        </w:tc>
+        <w:tc>
+          <w:tcPr>
+            <w:tcW w:type="dxa" w:w="3360"/>
+            <w:tcMar>
+              <w:top w:type="dxa" w:w="70"/>
+              <w:left w:type="dxa" w:w="110"/>
+              <w:bottom w:type="dxa" w:w="70"/>
+              <w:right w:type="dxa" w:w="110"/>
+            </w:tcMar>
+          </w:tcPr>
+          <w:p>
+            <w:pPr>
+              <w:spacing w:after="0" w:line="240"/>
+              <w:jc w:val="right"/>
+            </w:pPr>
+            <w:r>
+              <w:rPr>
+                <w:rFonts w:ascii="Calibri" w:cs="Calibri" w:eastAsia="Calibri" w:hAnsi="Calibri"/>
+                <w:b w:val="false"/>
+                <w:bCs w:val="false"/>
+                <w:color w:val="1A1A1A"/>
+                <w:sz w:val="19"/>
+                <w:szCs w:val="19"/>
+              </w:rPr>
+              <w:t xml:space="preserve">all series summed per day</w:t>
+            </w:r>
+          </w:p>
+        </w:tc>
+      </w:tr>
+      <w:tr>
+        <w:tc>
+          <w:tcPr>
+            <w:tcW w:type="dxa" w:w="3500"/>
+            <w:shd w:fill="EEF2F6" w:color="auto" w:val="clear"/>
+            <w:tcMar>
+              <w:top w:type="dxa" w:w="70"/>
+              <w:left w:type="dxa" w:w="110"/>
+              <w:bottom w:type="dxa" w:w="70"/>
+              <w:right w:type="dxa" w:w="110"/>
+            </w:tcMar>
+          </w:tcPr>
+          <w:p>
+            <w:pPr>
+              <w:spacing w:after="0" w:line="240"/>
+              <w:jc w:val="left"/>
+            </w:pPr>
+            <w:r>
+              <w:rPr>
+                <w:rFonts w:ascii="Calibri" w:cs="Calibri" w:eastAsia="Calibri" w:hAnsi="Calibri"/>
+                <w:b/>
+                <w:bCs/>
+                <w:color w:val="1A1A1A"/>
+                <w:sz w:val="19"/>
+                <w:szCs w:val="19"/>
+              </w:rPr>
+              <w:t xml:space="preserve">Demand shock episodes detected</w:t>
+            </w:r>
+          </w:p>
+        </w:tc>
+        <w:tc>
+          <w:tcPr>
+            <w:tcW w:type="dxa" w:w="2500"/>
+            <w:shd w:fill="EEF2F6" w:color="auto" w:val="clear"/>
+            <w:tcMar>
+              <w:top w:type="dxa" w:w="70"/>
+              <w:left w:type="dxa" w:w="110"/>
+              <w:bottom w:type="dxa" w:w="70"/>
+              <w:right w:type="dxa" w:w="110"/>
+            </w:tcMar>
+          </w:tcPr>
+          <w:p>
+            <w:pPr>
+              <w:spacing w:after="0" w:line="240"/>
+              <w:jc w:val="right"/>
+            </w:pPr>
+            <w:r>
+              <w:rPr>
+                <w:rFonts w:ascii="Calibri" w:cs="Calibri" w:eastAsia="Calibri" w:hAnsi="Calibri"/>
+                <w:b w:val="false"/>
+                <w:bCs w:val="false"/>
+                <w:color w:val="1A1A1A"/>
+                <w:sz w:val="19"/>
+                <w:szCs w:val="19"/>
+              </w:rPr>
+              <w:t xml:space="preserve">52,922</w:t>
+            </w:r>
+          </w:p>
+        </w:tc>
+        <w:tc>
+          <w:tcPr>
+            <w:tcW w:type="dxa" w:w="3360"/>
+            <w:shd w:fill="EEF2F6" w:color="auto" w:val="clear"/>
+            <w:tcMar>
+              <w:top w:type="dxa" w:w="70"/>
+              <w:left w:type="dxa" w:w="110"/>
+              <w:bottom w:type="dxa" w:w="70"/>
+              <w:right w:type="dxa" w:w="110"/>
+            </w:tcMar>
+          </w:tcPr>
+          <w:p>
+            <w:pPr>
+              <w:spacing w:after="0" w:line="240"/>
+              <w:jc w:val="right"/>
+            </w:pPr>
+            <w:r>
+              <w:rPr>
+                <w:rFonts w:ascii="Calibri" w:cs="Calibri" w:eastAsia="Calibri" w:hAnsi="Calibri"/>
+                <w:b w:val="false"/>
+                <w:bCs w:val="false"/>
+                <w:color w:val="1A1A1A"/>
+                <w:sz w:val="19"/>
+                <w:szCs w:val="19"/>
+              </w:rPr>
+              <w:t xml:space="preserve">out-of-sample window</w:t>
+            </w:r>
+          </w:p>
+        </w:tc>
+      </w:tr>
+      <w:tr>
+        <w:tc>
+          <w:tcPr>
+            <w:tcW w:type="dxa" w:w="3500"/>
+            <w:tcMar>
+              <w:top w:type="dxa" w:w="70"/>
+              <w:left w:type="dxa" w:w="110"/>
+              <w:bottom w:type="dxa" w:w="70"/>
+              <w:right w:type="dxa" w:w="110"/>
+            </w:tcMar>
+          </w:tcPr>
+          <w:p>
+            <w:pPr>
+              <w:spacing w:after="0" w:line="240"/>
+              <w:jc w:val="left"/>
+            </w:pPr>
+            <w:r>
+              <w:rPr>
+                <w:rFonts w:ascii="Calibri" w:cs="Calibri" w:eastAsia="Calibri" w:hAnsi="Calibri"/>
+                <w:b/>
+                <w:bCs/>
+                <w:color w:val="1A1A1A"/>
+                <w:sz w:val="19"/>
+                <w:szCs w:val="19"/>
+              </w:rPr>
+              <w:t xml:space="preserve">Estimated revenue exposure</w:t>
+            </w:r>
+          </w:p>
+        </w:tc>
+        <w:tc>
+          <w:tcPr>
+            <w:tcW w:type="dxa" w:w="2500"/>
+            <w:tcMar>
+              <w:top w:type="dxa" w:w="70"/>
+              <w:left w:type="dxa" w:w="110"/>
+              <w:bottom w:type="dxa" w:w="70"/>
+              <w:right w:type="dxa" w:w="110"/>
+            </w:tcMar>
+          </w:tcPr>
+          <w:p>
+            <w:pPr>
+              <w:spacing w:after="0" w:line="240"/>
+              <w:jc w:val="right"/>
+            </w:pPr>
+            <w:r>
+              <w:rPr>
+                <w:rFonts w:ascii="Calibri" w:cs="Calibri" w:eastAsia="Calibri" w:hAnsi="Calibri"/>
+                <w:b w:val="false"/>
+                <w:bCs w:val="false"/>
+                <w:color w:val="1A1A1A"/>
+                <w:sz w:val="19"/>
+                <w:szCs w:val="19"/>
+              </w:rPr>
+              <w:t xml:space="preserve">$3,046,781</w:t>
+            </w:r>
+          </w:p>
+        </w:tc>
+        <w:tc>
+          <w:tcPr>
+            <w:tcW w:type="dxa" w:w="3360"/>
+            <w:tcMar>
+              <w:top w:type="dxa" w:w="70"/>
+              <w:left w:type="dxa" w:w="110"/>
+              <w:bottom w:type="dxa" w:w="70"/>
+              <w:right w:type="dxa" w:w="110"/>
+            </w:tcMar>
+          </w:tcPr>
+          <w:p>
+            <w:pPr>
+              <w:spacing w:after="0" w:line="240"/>
+              <w:jc w:val="right"/>
+            </w:pPr>
+            <w:r>
+              <w:rPr>
+                <w:rFonts w:ascii="Calibri" w:cs="Calibri" w:eastAsia="Calibri" w:hAnsi="Calibri"/>
+                <w:b w:val="false"/>
+                <w:bCs w:val="false"/>
+                <w:color w:val="1A1A1A"/>
+                <w:sz w:val="19"/>
+                <w:szCs w:val="19"/>
+              </w:rPr>
+              <w:t xml:space="preserve">real prices, 28 days</w:t>
+            </w:r>
+          </w:p>
+        </w:tc>
+      </w:tr>
+      <w:tr>
+        <w:tc>
+          <w:tcPr>
+            <w:tcW w:type="dxa" w:w="3500"/>
+            <w:shd w:fill="EEF2F6" w:color="auto" w:val="clear"/>
+            <w:tcMar>
+              <w:top w:type="dxa" w:w="70"/>
+              <w:left w:type="dxa" w:w="110"/>
+              <w:bottom w:type="dxa" w:w="70"/>
+              <w:right w:type="dxa" w:w="110"/>
+            </w:tcMar>
+          </w:tcPr>
+          <w:p>
+            <w:pPr>
+              <w:spacing w:after="0" w:line="240"/>
+              <w:jc w:val="left"/>
+            </w:pPr>
+            <w:r>
+              <w:rPr>
+                <w:rFonts w:ascii="Calibri" w:cs="Calibri" w:eastAsia="Calibri" w:hAnsi="Calibri"/>
+                <w:b/>
+                <w:bCs/>
+                <w:color w:val="1A1A1A"/>
+                <w:sz w:val="19"/>
+                <w:szCs w:val="19"/>
+              </w:rPr>
               <w:t xml:space="preserve">Data quality checks</w:t>
             </w:r>
           </w:p>
@@ -1799,34 +2061,36 @@
         <w:tc>
           <w:tcPr>
             <w:tcW w:type="dxa" w:w="2500"/>
-            <w:tcMar>
-              <w:top w:type="dxa" w:w="70"/>
-              <w:left w:type="dxa" w:w="110"/>
-              <w:bottom w:type="dxa" w:w="70"/>
-              <w:right w:type="dxa" w:w="110"/>
-            </w:tcMar>
-          </w:tcPr>
-          <w:p>
-            <w:pPr>
-              <w:spacing w:after="0" w:line="240"/>
-              <w:jc w:val="right"/>
-            </w:pPr>
-            <w:r>
-              <w:rPr>
-                <w:rFonts w:ascii="Calibri" w:cs="Calibri" w:eastAsia="Calibri" w:hAnsi="Calibri"/>
-                <w:b w:val="false"/>
-                <w:bCs w:val="false"/>
-                <w:color w:val="1A1A1A"/>
-                <w:sz w:val="19"/>
-                <w:szCs w:val="19"/>
-              </w:rPr>
-              <w:t xml:space="preserve">59 / 59 passed</w:t>
+            <w:shd w:fill="EEF2F6" w:color="auto" w:val="clear"/>
+            <w:tcMar>
+              <w:top w:type="dxa" w:w="70"/>
+              <w:left w:type="dxa" w:w="110"/>
+              <w:bottom w:type="dxa" w:w="70"/>
+              <w:right w:type="dxa" w:w="110"/>
+            </w:tcMar>
+          </w:tcPr>
+          <w:p>
+            <w:pPr>
+              <w:spacing w:after="0" w:line="240"/>
+              <w:jc w:val="right"/>
+            </w:pPr>
+            <w:r>
+              <w:rPr>
+                <w:rFonts w:ascii="Calibri" w:cs="Calibri" w:eastAsia="Calibri" w:hAnsi="Calibri"/>
+                <w:b w:val="false"/>
+                <w:bCs w:val="false"/>
+                <w:color w:val="1A1A1A"/>
+                <w:sz w:val="19"/>
+                <w:szCs w:val="19"/>
+              </w:rPr>
+              <w:t xml:space="preserve">63 / 63 passed</w:t>
             </w:r>
           </w:p>
         </w:tc>
         <w:tc>
           <w:tcPr>
             <w:tcW w:type="dxa" w:w="3360"/>
+            <w:shd w:fill="EEF2F6" w:color="auto" w:val="clear"/>
             <w:tcMar>
               <w:top w:type="dxa" w:w="70"/>
               <w:left w:type="dxa" w:w="110"/>
@@ -1921,7 +2185,7 @@
           <w:sz w:val="21"/>
           <w:szCs w:val="21"/>
         </w:rPr>
-        <w:t xml:space="preserve">0.0003 (0.04% relative)</w:t>
+        <w:t xml:space="preserve">0.0002 (0.03% relative)</w:t>
       </w:r>
       <w:r>
         <w:rPr>
@@ -1941,7 +2205,7 @@
           <w:sz w:val="21"/>
           <w:szCs w:val="21"/>
         </w:rPr>
-        <w:t xml:space="preserve">0.0087</w:t>
+        <w:t xml:space="preserve">0.0088</w:t>
       </w:r>
       <w:r>
         <w:rPr>
@@ -2692,7 +2956,7 @@
           <w:sz w:val="21"/>
           <w:szCs w:val="21"/>
         </w:rPr>
-        <w:t xml:space="preserve">The exposure analysis shows the practical payoff of prioritisation. Across 30,490 series in the held-out window, forecast error carried an estimated $3,083,876 of revenue exposure, of which $1,702,722 came from under-forecasting and $1,381,154 from over-forecasting. Because that exposure is heavily concentrated, a planner who reviews a small ranked list addresses a disproportionate share of the risk.</w:t>
+        <w:t xml:space="preserve">The exposure analysis shows the practical payoff of prioritisation. Across 30,490 series in the held-out window, forecast error carried an estimated $3,046,781 of revenue exposure, of which $1,656,859 came from under-forecasting and $1,389,922 from over-forecasting. Because that exposure is heavily concentrated, a planner who reviews a small ranked list addresses a disproportionate share of the risk.</w:t>
       </w:r>
     </w:p>
     <w:p>
@@ -3818,7 +4082,7 @@
           <w:sz w:val="21"/>
           <w:szCs w:val="21"/>
         </w:rPr>
-        <w:t xml:space="preserve">The ingestion stage runs 59 automated checks and refuses to proceed if any fails. On the reported run: 59 passed, 0 warnings, 0 failures. Coverage includes file and column schemas, calendar continuity, hierarchy consistency, duplicate keys, price validity, FEMA deduplication counts, FRED coverage, and join integrity.</w:t>
+        <w:t xml:space="preserve">The ingestion stage runs 63 automated checks and refuses to proceed if any fails. On the reported run: 63 passed, 0 warnings, 0 failures. Coverage includes file and column schemas, calendar continuity, hierarchy consistency, duplicate keys, price validity, FEMA deduplication counts, FRED coverage, and join integrity.</w:t>
       </w:r>
     </w:p>
     <w:p>
@@ -7782,6 +8046,1365 @@
           <w:szCs w:val="21"/>
         </w:rPr>
         <w:t xml:space="preserve">The official M5 WRMSSE aggregate is not implemented, so the name is never used. An automated test scans the entire codebase to ensure no component claims it.</w:t>
+      </w:r>
+    </w:p>
+    <w:p>
+      <w:r>
+        <w:br w:type="page"/>
+      </w:r>
+    </w:p>
+    <w:p>
+      <w:pPr>
+        <w:pStyle w:val="Heading2"/>
+        <w:spacing w:after="120" w:before="260"/>
+      </w:pPr>
+      <w:r>
+        <w:rPr>
+          <w:rFonts w:ascii="Calibri" w:cs="Calibri" w:eastAsia="Calibri" w:hAnsi="Calibri"/>
+          <w:b/>
+          <w:bCs/>
+          <w:color w:val="0F766E"/>
+          <w:sz w:val="24"/>
+          <w:szCs w:val="24"/>
+        </w:rPr>
+        <w:t xml:space="preserve">5.7 Horizon buckets: giving each step the freshest data it may use</w:t>
+      </w:r>
+    </w:p>
+    <w:p>
+      <w:pPr>
+        <w:spacing w:after="120" w:before="0" w:line="276"/>
+      </w:pPr>
+      <w:r>
+        <w:rPr>
+          <w:rFonts w:ascii="Calibri" w:cs="Calibri" w:eastAsia="Calibri" w:hAnsi="Calibri"/>
+          <w:color w:val="1A1A1A"/>
+          <w:sz w:val="21"/>
+          <w:szCs w:val="21"/>
+        </w:rPr>
+        <w:t xml:space="preserve">A 28-day path is issued once at origin O, so a model serving steps 1..S may read data only up to O - a shift of S relative to the target date. The platform originally froze every step at 28 days so a single model could serve all horizons. That had a perverse consequence: the 1-day-ahead forecast read demand from 27 days earlier, while the 28-day-ahead forecast read the freshest day available. Accuracy was consequently flat across the horizon, the opposite of what a forecaster should do.</w:t>
+      </w:r>
+    </w:p>
+    <w:tbl>
+      <w:tblPr>
+        <w:tblW w:type="dxa" w:w="9360"/>
+        <w:tblBorders>
+          <w:top w:val="single" w:color="C9D2DB" w:sz="2"/>
+          <w:left w:val="none"/>
+          <w:bottom w:val="single" w:color="C9D2DB" w:sz="2"/>
+          <w:right w:val="none"/>
+          <w:insideH w:val="single" w:color="DCE3EA" w:sz="1"/>
+          <w:insideV w:val="none"/>
+        </w:tblBorders>
+      </w:tblPr>
+      <w:tblGrid>
+        <w:gridCol w:w="1600"/>
+        <w:gridCol w:w="1800"/>
+        <w:gridCol w:w="2400"/>
+        <w:gridCol w:w="3560"/>
+      </w:tblGrid>
+      <w:tr>
+        <w:trPr>
+          <w:tblHeader/>
+        </w:trPr>
+        <w:tc>
+          <w:tcPr>
+            <w:tcW w:type="dxa" w:w="1600"/>
+            <w:shd w:fill="0B3C5D" w:color="auto" w:val="clear"/>
+            <w:tcMar>
+              <w:top w:type="dxa" w:w="70"/>
+              <w:left w:type="dxa" w:w="110"/>
+              <w:bottom w:type="dxa" w:w="70"/>
+              <w:right w:type="dxa" w:w="110"/>
+            </w:tcMar>
+          </w:tcPr>
+          <w:p>
+            <w:pPr>
+              <w:spacing w:after="0" w:line="240"/>
+              <w:jc w:val="left"/>
+            </w:pPr>
+            <w:r>
+              <w:rPr>
+                <w:rFonts w:ascii="Calibri" w:cs="Calibri" w:eastAsia="Calibri" w:hAnsi="Calibri"/>
+                <w:b/>
+                <w:bCs/>
+                <w:color w:val="FFFFFF"/>
+                <w:sz w:val="19"/>
+                <w:szCs w:val="19"/>
+              </w:rPr>
+              <w:t xml:space="preserve">Bucket</w:t>
+            </w:r>
+          </w:p>
+        </w:tc>
+        <w:tc>
+          <w:tcPr>
+            <w:tcW w:type="dxa" w:w="1800"/>
+            <w:shd w:fill="0B3C5D" w:color="auto" w:val="clear"/>
+            <w:tcMar>
+              <w:top w:type="dxa" w:w="70"/>
+              <w:left w:type="dxa" w:w="110"/>
+              <w:bottom w:type="dxa" w:w="70"/>
+              <w:right w:type="dxa" w:w="110"/>
+            </w:tcMar>
+          </w:tcPr>
+          <w:p>
+            <w:pPr>
+              <w:spacing w:after="0" w:line="240"/>
+              <w:jc w:val="right"/>
+            </w:pPr>
+            <w:r>
+              <w:rPr>
+                <w:rFonts w:ascii="Calibri" w:cs="Calibri" w:eastAsia="Calibri" w:hAnsi="Calibri"/>
+                <w:b/>
+                <w:bCs/>
+                <w:color w:val="FFFFFF"/>
+                <w:sz w:val="19"/>
+                <w:szCs w:val="19"/>
+              </w:rPr>
+              <w:t xml:space="preserve">Steps</w:t>
+            </w:r>
+          </w:p>
+        </w:tc>
+        <w:tc>
+          <w:tcPr>
+            <w:tcW w:type="dxa" w:w="2400"/>
+            <w:shd w:fill="0B3C5D" w:color="auto" w:val="clear"/>
+            <w:tcMar>
+              <w:top w:type="dxa" w:w="70"/>
+              <w:left w:type="dxa" w:w="110"/>
+              <w:bottom w:type="dxa" w:w="70"/>
+              <w:right w:type="dxa" w:w="110"/>
+            </w:tcMar>
+          </w:tcPr>
+          <w:p>
+            <w:pPr>
+              <w:spacing w:after="0" w:line="240"/>
+              <w:jc w:val="right"/>
+            </w:pPr>
+            <w:r>
+              <w:rPr>
+                <w:rFonts w:ascii="Calibri" w:cs="Calibri" w:eastAsia="Calibri" w:hAnsi="Calibri"/>
+                <w:b/>
+                <w:bCs/>
+                <w:color w:val="FFFFFF"/>
+                <w:sz w:val="19"/>
+                <w:szCs w:val="19"/>
+              </w:rPr>
+              <w:t xml:space="preserve">Origin shift</w:t>
+            </w:r>
+          </w:p>
+        </w:tc>
+        <w:tc>
+          <w:tcPr>
+            <w:tcW w:type="dxa" w:w="3560"/>
+            <w:shd w:fill="0B3C5D" w:color="auto" w:val="clear"/>
+            <w:tcMar>
+              <w:top w:type="dxa" w:w="70"/>
+              <w:left w:type="dxa" w:w="110"/>
+              <w:bottom w:type="dxa" w:w="70"/>
+              <w:right w:type="dxa" w:w="110"/>
+            </w:tcMar>
+          </w:tcPr>
+          <w:p>
+            <w:pPr>
+              <w:spacing w:after="0" w:line="240"/>
+              <w:jc w:val="right"/>
+            </w:pPr>
+            <w:r>
+              <w:rPr>
+                <w:rFonts w:ascii="Calibri" w:cs="Calibri" w:eastAsia="Calibri" w:hAnsi="Calibri"/>
+                <w:b/>
+                <w:bCs/>
+                <w:color w:val="FFFFFF"/>
+                <w:sz w:val="19"/>
+                <w:szCs w:val="19"/>
+              </w:rPr>
+              <w:t xml:space="preserve">Newest input at its last step</w:t>
+            </w:r>
+          </w:p>
+        </w:tc>
+      </w:tr>
+      <w:tr>
+        <w:tc>
+          <w:tcPr>
+            <w:tcW w:type="dxa" w:w="1600"/>
+            <w:tcMar>
+              <w:top w:type="dxa" w:w="70"/>
+              <w:left w:type="dxa" w:w="110"/>
+              <w:bottom w:type="dxa" w:w="70"/>
+              <w:right w:type="dxa" w:w="110"/>
+            </w:tcMar>
+          </w:tcPr>
+          <w:p>
+            <w:pPr>
+              <w:spacing w:after="0" w:line="240"/>
+              <w:jc w:val="left"/>
+            </w:pPr>
+            <w:r>
+              <w:rPr>
+                <w:rFonts w:ascii="Calibri" w:cs="Calibri" w:eastAsia="Calibri" w:hAnsi="Calibri"/>
+                <w:b/>
+                <w:bCs/>
+                <w:color w:val="1A1A1A"/>
+                <w:sz w:val="19"/>
+                <w:szCs w:val="19"/>
+              </w:rPr>
+              <w:t xml:space="preserve">H1</w:t>
+            </w:r>
+          </w:p>
+        </w:tc>
+        <w:tc>
+          <w:tcPr>
+            <w:tcW w:type="dxa" w:w="1800"/>
+            <w:tcMar>
+              <w:top w:type="dxa" w:w="70"/>
+              <w:left w:type="dxa" w:w="110"/>
+              <w:bottom w:type="dxa" w:w="70"/>
+              <w:right w:type="dxa" w:w="110"/>
+            </w:tcMar>
+          </w:tcPr>
+          <w:p>
+            <w:pPr>
+              <w:spacing w:after="0" w:line="240"/>
+              <w:jc w:val="right"/>
+            </w:pPr>
+            <w:r>
+              <w:rPr>
+                <w:rFonts w:ascii="Calibri" w:cs="Calibri" w:eastAsia="Calibri" w:hAnsi="Calibri"/>
+                <w:b w:val="false"/>
+                <w:bCs w:val="false"/>
+                <w:color w:val="1A1A1A"/>
+                <w:sz w:val="19"/>
+                <w:szCs w:val="19"/>
+              </w:rPr>
+              <w:t xml:space="preserve">1-7</w:t>
+            </w:r>
+          </w:p>
+        </w:tc>
+        <w:tc>
+          <w:tcPr>
+            <w:tcW w:type="dxa" w:w="2400"/>
+            <w:tcMar>
+              <w:top w:type="dxa" w:w="70"/>
+              <w:left w:type="dxa" w:w="110"/>
+              <w:bottom w:type="dxa" w:w="70"/>
+              <w:right w:type="dxa" w:w="110"/>
+            </w:tcMar>
+          </w:tcPr>
+          <w:p>
+            <w:pPr>
+              <w:spacing w:after="0" w:line="240"/>
+              <w:jc w:val="right"/>
+            </w:pPr>
+            <w:r>
+              <w:rPr>
+                <w:rFonts w:ascii="Calibri" w:cs="Calibri" w:eastAsia="Calibri" w:hAnsi="Calibri"/>
+                <w:b w:val="false"/>
+                <w:bCs w:val="false"/>
+                <w:color w:val="1A1A1A"/>
+                <w:sz w:val="19"/>
+                <w:szCs w:val="19"/>
+              </w:rPr>
+              <w:t xml:space="preserve">7 days</w:t>
+            </w:r>
+          </w:p>
+        </w:tc>
+        <w:tc>
+          <w:tcPr>
+            <w:tcW w:type="dxa" w:w="3560"/>
+            <w:tcMar>
+              <w:top w:type="dxa" w:w="70"/>
+              <w:left w:type="dxa" w:w="110"/>
+              <w:bottom w:type="dxa" w:w="70"/>
+              <w:right w:type="dxa" w:w="110"/>
+            </w:tcMar>
+          </w:tcPr>
+          <w:p>
+            <w:pPr>
+              <w:spacing w:after="0" w:line="240"/>
+              <w:jc w:val="right"/>
+            </w:pPr>
+            <w:r>
+              <w:rPr>
+                <w:rFonts w:ascii="Calibri" w:cs="Calibri" w:eastAsia="Calibri" w:hAnsi="Calibri"/>
+                <w:b w:val="false"/>
+                <w:bCs w:val="false"/>
+                <w:color w:val="1A1A1A"/>
+                <w:sz w:val="19"/>
+                <w:szCs w:val="19"/>
+              </w:rPr>
+              <w:t xml:space="preserve">the forecast origin</w:t>
+            </w:r>
+          </w:p>
+        </w:tc>
+      </w:tr>
+      <w:tr>
+        <w:tc>
+          <w:tcPr>
+            <w:tcW w:type="dxa" w:w="1600"/>
+            <w:shd w:fill="EEF2F6" w:color="auto" w:val="clear"/>
+            <w:tcMar>
+              <w:top w:type="dxa" w:w="70"/>
+              <w:left w:type="dxa" w:w="110"/>
+              <w:bottom w:type="dxa" w:w="70"/>
+              <w:right w:type="dxa" w:w="110"/>
+            </w:tcMar>
+          </w:tcPr>
+          <w:p>
+            <w:pPr>
+              <w:spacing w:after="0" w:line="240"/>
+              <w:jc w:val="left"/>
+            </w:pPr>
+            <w:r>
+              <w:rPr>
+                <w:rFonts w:ascii="Calibri" w:cs="Calibri" w:eastAsia="Calibri" w:hAnsi="Calibri"/>
+                <w:b/>
+                <w:bCs/>
+                <w:color w:val="1A1A1A"/>
+                <w:sz w:val="19"/>
+                <w:szCs w:val="19"/>
+              </w:rPr>
+              <w:t xml:space="preserve">H2</w:t>
+            </w:r>
+          </w:p>
+        </w:tc>
+        <w:tc>
+          <w:tcPr>
+            <w:tcW w:type="dxa" w:w="1800"/>
+            <w:shd w:fill="EEF2F6" w:color="auto" w:val="clear"/>
+            <w:tcMar>
+              <w:top w:type="dxa" w:w="70"/>
+              <w:left w:type="dxa" w:w="110"/>
+              <w:bottom w:type="dxa" w:w="70"/>
+              <w:right w:type="dxa" w:w="110"/>
+            </w:tcMar>
+          </w:tcPr>
+          <w:p>
+            <w:pPr>
+              <w:spacing w:after="0" w:line="240"/>
+              <w:jc w:val="right"/>
+            </w:pPr>
+            <w:r>
+              <w:rPr>
+                <w:rFonts w:ascii="Calibri" w:cs="Calibri" w:eastAsia="Calibri" w:hAnsi="Calibri"/>
+                <w:b w:val="false"/>
+                <w:bCs w:val="false"/>
+                <w:color w:val="1A1A1A"/>
+                <w:sz w:val="19"/>
+                <w:szCs w:val="19"/>
+              </w:rPr>
+              <w:t xml:space="preserve">8-14</w:t>
+            </w:r>
+          </w:p>
+        </w:tc>
+        <w:tc>
+          <w:tcPr>
+            <w:tcW w:type="dxa" w:w="2400"/>
+            <w:shd w:fill="EEF2F6" w:color="auto" w:val="clear"/>
+            <w:tcMar>
+              <w:top w:type="dxa" w:w="70"/>
+              <w:left w:type="dxa" w:w="110"/>
+              <w:bottom w:type="dxa" w:w="70"/>
+              <w:right w:type="dxa" w:w="110"/>
+            </w:tcMar>
+          </w:tcPr>
+          <w:p>
+            <w:pPr>
+              <w:spacing w:after="0" w:line="240"/>
+              <w:jc w:val="right"/>
+            </w:pPr>
+            <w:r>
+              <w:rPr>
+                <w:rFonts w:ascii="Calibri" w:cs="Calibri" w:eastAsia="Calibri" w:hAnsi="Calibri"/>
+                <w:b w:val="false"/>
+                <w:bCs w:val="false"/>
+                <w:color w:val="1A1A1A"/>
+                <w:sz w:val="19"/>
+                <w:szCs w:val="19"/>
+              </w:rPr>
+              <w:t xml:space="preserve">14 days</w:t>
+            </w:r>
+          </w:p>
+        </w:tc>
+        <w:tc>
+          <w:tcPr>
+            <w:tcW w:type="dxa" w:w="3560"/>
+            <w:shd w:fill="EEF2F6" w:color="auto" w:val="clear"/>
+            <w:tcMar>
+              <w:top w:type="dxa" w:w="70"/>
+              <w:left w:type="dxa" w:w="110"/>
+              <w:bottom w:type="dxa" w:w="70"/>
+              <w:right w:type="dxa" w:w="110"/>
+            </w:tcMar>
+          </w:tcPr>
+          <w:p>
+            <w:pPr>
+              <w:spacing w:after="0" w:line="240"/>
+              <w:jc w:val="right"/>
+            </w:pPr>
+            <w:r>
+              <w:rPr>
+                <w:rFonts w:ascii="Calibri" w:cs="Calibri" w:eastAsia="Calibri" w:hAnsi="Calibri"/>
+                <w:b w:val="false"/>
+                <w:bCs w:val="false"/>
+                <w:color w:val="1A1A1A"/>
+                <w:sz w:val="19"/>
+                <w:szCs w:val="19"/>
+              </w:rPr>
+              <w:t xml:space="preserve">the forecast origin</w:t>
+            </w:r>
+          </w:p>
+        </w:tc>
+      </w:tr>
+      <w:tr>
+        <w:tc>
+          <w:tcPr>
+            <w:tcW w:type="dxa" w:w="1600"/>
+            <w:tcMar>
+              <w:top w:type="dxa" w:w="70"/>
+              <w:left w:type="dxa" w:w="110"/>
+              <w:bottom w:type="dxa" w:w="70"/>
+              <w:right w:type="dxa" w:w="110"/>
+            </w:tcMar>
+          </w:tcPr>
+          <w:p>
+            <w:pPr>
+              <w:spacing w:after="0" w:line="240"/>
+              <w:jc w:val="left"/>
+            </w:pPr>
+            <w:r>
+              <w:rPr>
+                <w:rFonts w:ascii="Calibri" w:cs="Calibri" w:eastAsia="Calibri" w:hAnsi="Calibri"/>
+                <w:b/>
+                <w:bCs/>
+                <w:color w:val="1A1A1A"/>
+                <w:sz w:val="19"/>
+                <w:szCs w:val="19"/>
+              </w:rPr>
+              <w:t xml:space="preserve">H3</w:t>
+            </w:r>
+          </w:p>
+        </w:tc>
+        <w:tc>
+          <w:tcPr>
+            <w:tcW w:type="dxa" w:w="1800"/>
+            <w:tcMar>
+              <w:top w:type="dxa" w:w="70"/>
+              <w:left w:type="dxa" w:w="110"/>
+              <w:bottom w:type="dxa" w:w="70"/>
+              <w:right w:type="dxa" w:w="110"/>
+            </w:tcMar>
+          </w:tcPr>
+          <w:p>
+            <w:pPr>
+              <w:spacing w:after="0" w:line="240"/>
+              <w:jc w:val="right"/>
+            </w:pPr>
+            <w:r>
+              <w:rPr>
+                <w:rFonts w:ascii="Calibri" w:cs="Calibri" w:eastAsia="Calibri" w:hAnsi="Calibri"/>
+                <w:b w:val="false"/>
+                <w:bCs w:val="false"/>
+                <w:color w:val="1A1A1A"/>
+                <w:sz w:val="19"/>
+                <w:szCs w:val="19"/>
+              </w:rPr>
+              <w:t xml:space="preserve">15-28</w:t>
+            </w:r>
+          </w:p>
+        </w:tc>
+        <w:tc>
+          <w:tcPr>
+            <w:tcW w:type="dxa" w:w="2400"/>
+            <w:tcMar>
+              <w:top w:type="dxa" w:w="70"/>
+              <w:left w:type="dxa" w:w="110"/>
+              <w:bottom w:type="dxa" w:w="70"/>
+              <w:right w:type="dxa" w:w="110"/>
+            </w:tcMar>
+          </w:tcPr>
+          <w:p>
+            <w:pPr>
+              <w:spacing w:after="0" w:line="240"/>
+              <w:jc w:val="right"/>
+            </w:pPr>
+            <w:r>
+              <w:rPr>
+                <w:rFonts w:ascii="Calibri" w:cs="Calibri" w:eastAsia="Calibri" w:hAnsi="Calibri"/>
+                <w:b w:val="false"/>
+                <w:bCs w:val="false"/>
+                <w:color w:val="1A1A1A"/>
+                <w:sz w:val="19"/>
+                <w:szCs w:val="19"/>
+              </w:rPr>
+              <w:t xml:space="preserve">28 days</w:t>
+            </w:r>
+          </w:p>
+        </w:tc>
+        <w:tc>
+          <w:tcPr>
+            <w:tcW w:type="dxa" w:w="3560"/>
+            <w:tcMar>
+              <w:top w:type="dxa" w:w="70"/>
+              <w:left w:type="dxa" w:w="110"/>
+              <w:bottom w:type="dxa" w:w="70"/>
+              <w:right w:type="dxa" w:w="110"/>
+            </w:tcMar>
+          </w:tcPr>
+          <w:p>
+            <w:pPr>
+              <w:spacing w:after="0" w:line="240"/>
+              <w:jc w:val="right"/>
+            </w:pPr>
+            <w:r>
+              <w:rPr>
+                <w:rFonts w:ascii="Calibri" w:cs="Calibri" w:eastAsia="Calibri" w:hAnsi="Calibri"/>
+                <w:b w:val="false"/>
+                <w:bCs w:val="false"/>
+                <w:color w:val="1A1A1A"/>
+                <w:sz w:val="19"/>
+                <w:szCs w:val="19"/>
+              </w:rPr>
+              <w:t xml:space="preserve">the forecast origin</w:t>
+            </w:r>
+          </w:p>
+        </w:tc>
+      </w:tr>
+    </w:tbl>
+    <w:p>
+      <w:pPr>
+        <w:spacing w:after="0" w:before="0" w:line="276"/>
+      </w:pPr>
+      <w:r>
+        <w:rPr>
+          <w:rFonts w:ascii="Calibri" w:cs="Calibri" w:eastAsia="Calibri" w:hAnsi="Calibri"/>
+          <w:color w:val="1A1A1A"/>
+          <w:sz w:val="21"/>
+          <w:szCs w:val="21"/>
+        </w:rPr>
+        <w:t xml:space="preserve"/>
+      </w:r>
+    </w:p>
+    <w:p>
+      <w:pPr>
+        <w:spacing w:after="120" w:before="0" w:line="276"/>
+      </w:pPr>
+      <w:r>
+        <w:rPr>
+          <w:rFonts w:ascii="Calibri" w:cs="Calibri" w:eastAsia="Calibri" w:hAnsi="Calibri"/>
+          <w:color w:val="1A1A1A"/>
+          <w:sz w:val="21"/>
+          <w:szCs w:val="21"/>
+        </w:rPr>
+        <w:t xml:space="preserve">The safety rule is shift &gt;= max_step: at a bucket's last step the newest input is exactly the origin. Three automated tests enforce it - one checks every bucket satisfies the rule and that the buckets tile steps 1 to 28 exactly once, and a parameterised test re-proves the perturbation invariant at each shift, each with a control showing the test cannot pass vacuously.</w:t>
+      </w:r>
+    </w:p>
+    <w:p>
+      <w:pPr>
+        <w:pStyle w:val="Heading3"/>
+        <w:spacing w:after="100" w:before="200"/>
+      </w:pPr>
+      <w:r>
+        <w:rPr>
+          <w:rFonts w:ascii="Calibri" w:cs="Calibri" w:eastAsia="Calibri" w:hAnsi="Calibri"/>
+          <w:b/>
+          <w:bCs/>
+          <w:color w:val="1A1A1A"/>
+          <w:sz w:val="22"/>
+          <w:szCs w:val="22"/>
+        </w:rPr>
+        <w:t xml:space="preserve">Measured effect</w:t>
+      </w:r>
+    </w:p>
+    <w:tbl>
+      <w:tblPr>
+        <w:tblW w:type="dxa" w:w="9360"/>
+        <w:tblBorders>
+          <w:top w:val="single" w:color="C9D2DB" w:sz="2"/>
+          <w:left w:val="none"/>
+          <w:bottom w:val="single" w:color="C9D2DB" w:sz="2"/>
+          <w:right w:val="none"/>
+          <w:insideH w:val="single" w:color="DCE3EA" w:sz="1"/>
+          <w:insideV w:val="none"/>
+        </w:tblBorders>
+      </w:tblPr>
+      <w:tblGrid>
+        <w:gridCol w:w="2600"/>
+        <w:gridCol w:w="2400"/>
+        <w:gridCol w:w="2200"/>
+        <w:gridCol w:w="2160"/>
+      </w:tblGrid>
+      <w:tr>
+        <w:trPr>
+          <w:tblHeader/>
+        </w:trPr>
+        <w:tc>
+          <w:tcPr>
+            <w:tcW w:type="dxa" w:w="2600"/>
+            <w:shd w:fill="0B3C5D" w:color="auto" w:val="clear"/>
+            <w:tcMar>
+              <w:top w:type="dxa" w:w="70"/>
+              <w:left w:type="dxa" w:w="110"/>
+              <w:bottom w:type="dxa" w:w="70"/>
+              <w:right w:type="dxa" w:w="110"/>
+            </w:tcMar>
+          </w:tcPr>
+          <w:p>
+            <w:pPr>
+              <w:spacing w:after="0" w:line="240"/>
+              <w:jc w:val="left"/>
+            </w:pPr>
+            <w:r>
+              <w:rPr>
+                <w:rFonts w:ascii="Calibri" w:cs="Calibri" w:eastAsia="Calibri" w:hAnsi="Calibri"/>
+                <w:b/>
+                <w:bCs/>
+                <w:color w:val="FFFFFF"/>
+                <w:sz w:val="19"/>
+                <w:szCs w:val="19"/>
+              </w:rPr>
+              <w:t xml:space="preserve">Forecast steps</w:t>
+            </w:r>
+          </w:p>
+        </w:tc>
+        <w:tc>
+          <w:tcPr>
+            <w:tcW w:type="dxa" w:w="2400"/>
+            <w:shd w:fill="0B3C5D" w:color="auto" w:val="clear"/>
+            <w:tcMar>
+              <w:top w:type="dxa" w:w="70"/>
+              <w:left w:type="dxa" w:w="110"/>
+              <w:bottom w:type="dxa" w:w="70"/>
+              <w:right w:type="dxa" w:w="110"/>
+            </w:tcMar>
+          </w:tcPr>
+          <w:p>
+            <w:pPr>
+              <w:spacing w:after="0" w:line="240"/>
+              <w:jc w:val="right"/>
+            </w:pPr>
+            <w:r>
+              <w:rPr>
+                <w:rFonts w:ascii="Calibri" w:cs="Calibri" w:eastAsia="Calibri" w:hAnsi="Calibri"/>
+                <w:b/>
+                <w:bCs/>
+                <w:color w:val="FFFFFF"/>
+                <w:sz w:val="19"/>
+                <w:szCs w:val="19"/>
+              </w:rPr>
+              <w:t xml:space="preserve">Single 28-day freeze</w:t>
+            </w:r>
+          </w:p>
+        </w:tc>
+        <w:tc>
+          <w:tcPr>
+            <w:tcW w:type="dxa" w:w="2200"/>
+            <w:shd w:fill="0B3C5D" w:color="auto" w:val="clear"/>
+            <w:tcMar>
+              <w:top w:type="dxa" w:w="70"/>
+              <w:left w:type="dxa" w:w="110"/>
+              <w:bottom w:type="dxa" w:w="70"/>
+              <w:right w:type="dxa" w:w="110"/>
+            </w:tcMar>
+          </w:tcPr>
+          <w:p>
+            <w:pPr>
+              <w:spacing w:after="0" w:line="240"/>
+              <w:jc w:val="right"/>
+            </w:pPr>
+            <w:r>
+              <w:rPr>
+                <w:rFonts w:ascii="Calibri" w:cs="Calibri" w:eastAsia="Calibri" w:hAnsi="Calibri"/>
+                <w:b/>
+                <w:bCs/>
+                <w:color w:val="FFFFFF"/>
+                <w:sz w:val="19"/>
+                <w:szCs w:val="19"/>
+              </w:rPr>
+              <w:t xml:space="preserve">Horizon buckets</w:t>
+            </w:r>
+          </w:p>
+        </w:tc>
+        <w:tc>
+          <w:tcPr>
+            <w:tcW w:type="dxa" w:w="2160"/>
+            <w:shd w:fill="0B3C5D" w:color="auto" w:val="clear"/>
+            <w:tcMar>
+              <w:top w:type="dxa" w:w="70"/>
+              <w:left w:type="dxa" w:w="110"/>
+              <w:bottom w:type="dxa" w:w="70"/>
+              <w:right w:type="dxa" w:w="110"/>
+            </w:tcMar>
+          </w:tcPr>
+          <w:p>
+            <w:pPr>
+              <w:spacing w:after="0" w:line="240"/>
+              <w:jc w:val="right"/>
+            </w:pPr>
+            <w:r>
+              <w:rPr>
+                <w:rFonts w:ascii="Calibri" w:cs="Calibri" w:eastAsia="Calibri" w:hAnsi="Calibri"/>
+                <w:b/>
+                <w:bCs/>
+                <w:color w:val="FFFFFF"/>
+                <w:sz w:val="19"/>
+                <w:szCs w:val="19"/>
+              </w:rPr>
+              <w:t xml:space="preserve">Improvement</w:t>
+            </w:r>
+          </w:p>
+        </w:tc>
+      </w:tr>
+      <w:tr>
+        <w:tc>
+          <w:tcPr>
+            <w:tcW w:type="dxa" w:w="2600"/>
+            <w:tcMar>
+              <w:top w:type="dxa" w:w="70"/>
+              <w:left w:type="dxa" w:w="110"/>
+              <w:bottom w:type="dxa" w:w="70"/>
+              <w:right w:type="dxa" w:w="110"/>
+            </w:tcMar>
+          </w:tcPr>
+          <w:p>
+            <w:pPr>
+              <w:spacing w:after="0" w:line="240"/>
+              <w:jc w:val="left"/>
+            </w:pPr>
+            <w:r>
+              <w:rPr>
+                <w:rFonts w:ascii="Calibri" w:cs="Calibri" w:eastAsia="Calibri" w:hAnsi="Calibri"/>
+                <w:b/>
+                <w:bCs/>
+                <w:color w:val="1A1A1A"/>
+                <w:sz w:val="19"/>
+                <w:szCs w:val="19"/>
+              </w:rPr>
+              <w:t xml:space="preserve">1-7 days ahead</w:t>
+            </w:r>
+          </w:p>
+        </w:tc>
+        <w:tc>
+          <w:tcPr>
+            <w:tcW w:type="dxa" w:w="2400"/>
+            <w:tcMar>
+              <w:top w:type="dxa" w:w="70"/>
+              <w:left w:type="dxa" w:w="110"/>
+              <w:bottom w:type="dxa" w:w="70"/>
+              <w:right w:type="dxa" w:w="110"/>
+            </w:tcMar>
+          </w:tcPr>
+          <w:p>
+            <w:pPr>
+              <w:spacing w:after="0" w:line="240"/>
+              <w:jc w:val="right"/>
+            </w:pPr>
+            <w:r>
+              <w:rPr>
+                <w:rFonts w:ascii="Calibri" w:cs="Calibri" w:eastAsia="Calibri" w:hAnsi="Calibri"/>
+                <w:b w:val="false"/>
+                <w:bCs w:val="false"/>
+                <w:color w:val="1A1A1A"/>
+                <w:sz w:val="19"/>
+                <w:szCs w:val="19"/>
+              </w:rPr>
+              <w:t xml:space="preserve">0.7519</w:t>
+            </w:r>
+          </w:p>
+        </w:tc>
+        <w:tc>
+          <w:tcPr>
+            <w:tcW w:type="dxa" w:w="2200"/>
+            <w:tcMar>
+              <w:top w:type="dxa" w:w="70"/>
+              <w:left w:type="dxa" w:w="110"/>
+              <w:bottom w:type="dxa" w:w="70"/>
+              <w:right w:type="dxa" w:w="110"/>
+            </w:tcMar>
+          </w:tcPr>
+          <w:p>
+            <w:pPr>
+              <w:spacing w:after="0" w:line="240"/>
+              <w:jc w:val="right"/>
+            </w:pPr>
+            <w:r>
+              <w:rPr>
+                <w:rFonts w:ascii="Calibri" w:cs="Calibri" w:eastAsia="Calibri" w:hAnsi="Calibri"/>
+                <w:b w:val="false"/>
+                <w:bCs w:val="false"/>
+                <w:color w:val="1A1A1A"/>
+                <w:sz w:val="19"/>
+                <w:szCs w:val="19"/>
+              </w:rPr>
+              <w:t xml:space="preserve">0.7226</w:t>
+            </w:r>
+          </w:p>
+        </w:tc>
+        <w:tc>
+          <w:tcPr>
+            <w:tcW w:type="dxa" w:w="2160"/>
+            <w:tcMar>
+              <w:top w:type="dxa" w:w="70"/>
+              <w:left w:type="dxa" w:w="110"/>
+              <w:bottom w:type="dxa" w:w="70"/>
+              <w:right w:type="dxa" w:w="110"/>
+            </w:tcMar>
+          </w:tcPr>
+          <w:p>
+            <w:pPr>
+              <w:spacing w:after="0" w:line="240"/>
+              <w:jc w:val="right"/>
+            </w:pPr>
+            <w:r>
+              <w:rPr>
+                <w:rFonts w:ascii="Calibri" w:cs="Calibri" w:eastAsia="Calibri" w:hAnsi="Calibri"/>
+                <w:b w:val="false"/>
+                <w:bCs w:val="false"/>
+                <w:color w:val="1A1A1A"/>
+                <w:sz w:val="19"/>
+                <w:szCs w:val="19"/>
+              </w:rPr>
+              <w:t xml:space="preserve">3.9%</w:t>
+            </w:r>
+          </w:p>
+        </w:tc>
+      </w:tr>
+      <w:tr>
+        <w:tc>
+          <w:tcPr>
+            <w:tcW w:type="dxa" w:w="2600"/>
+            <w:shd w:fill="EEF2F6" w:color="auto" w:val="clear"/>
+            <w:tcMar>
+              <w:top w:type="dxa" w:w="70"/>
+              <w:left w:type="dxa" w:w="110"/>
+              <w:bottom w:type="dxa" w:w="70"/>
+              <w:right w:type="dxa" w:w="110"/>
+            </w:tcMar>
+          </w:tcPr>
+          <w:p>
+            <w:pPr>
+              <w:spacing w:after="0" w:line="240"/>
+              <w:jc w:val="left"/>
+            </w:pPr>
+            <w:r>
+              <w:rPr>
+                <w:rFonts w:ascii="Calibri" w:cs="Calibri" w:eastAsia="Calibri" w:hAnsi="Calibri"/>
+                <w:b/>
+                <w:bCs/>
+                <w:color w:val="1A1A1A"/>
+                <w:sz w:val="19"/>
+                <w:szCs w:val="19"/>
+              </w:rPr>
+              <w:t xml:space="preserve">8-14 days ahead</w:t>
+            </w:r>
+          </w:p>
+        </w:tc>
+        <w:tc>
+          <w:tcPr>
+            <w:tcW w:type="dxa" w:w="2400"/>
+            <w:shd w:fill="EEF2F6" w:color="auto" w:val="clear"/>
+            <w:tcMar>
+              <w:top w:type="dxa" w:w="70"/>
+              <w:left w:type="dxa" w:w="110"/>
+              <w:bottom w:type="dxa" w:w="70"/>
+              <w:right w:type="dxa" w:w="110"/>
+            </w:tcMar>
+          </w:tcPr>
+          <w:p>
+            <w:pPr>
+              <w:spacing w:after="0" w:line="240"/>
+              <w:jc w:val="right"/>
+            </w:pPr>
+            <w:r>
+              <w:rPr>
+                <w:rFonts w:ascii="Calibri" w:cs="Calibri" w:eastAsia="Calibri" w:hAnsi="Calibri"/>
+                <w:b w:val="false"/>
+                <w:bCs w:val="false"/>
+                <w:color w:val="1A1A1A"/>
+                <w:sz w:val="19"/>
+                <w:szCs w:val="19"/>
+              </w:rPr>
+              <w:t xml:space="preserve">0.7385</w:t>
+            </w:r>
+          </w:p>
+        </w:tc>
+        <w:tc>
+          <w:tcPr>
+            <w:tcW w:type="dxa" w:w="2200"/>
+            <w:shd w:fill="EEF2F6" w:color="auto" w:val="clear"/>
+            <w:tcMar>
+              <w:top w:type="dxa" w:w="70"/>
+              <w:left w:type="dxa" w:w="110"/>
+              <w:bottom w:type="dxa" w:w="70"/>
+              <w:right w:type="dxa" w:w="110"/>
+            </w:tcMar>
+          </w:tcPr>
+          <w:p>
+            <w:pPr>
+              <w:spacing w:after="0" w:line="240"/>
+              <w:jc w:val="right"/>
+            </w:pPr>
+            <w:r>
+              <w:rPr>
+                <w:rFonts w:ascii="Calibri" w:cs="Calibri" w:eastAsia="Calibri" w:hAnsi="Calibri"/>
+                <w:b w:val="false"/>
+                <w:bCs w:val="false"/>
+                <w:color w:val="1A1A1A"/>
+                <w:sz w:val="19"/>
+                <w:szCs w:val="19"/>
+              </w:rPr>
+              <w:t xml:space="preserve">0.7233</w:t>
+            </w:r>
+          </w:p>
+        </w:tc>
+        <w:tc>
+          <w:tcPr>
+            <w:tcW w:type="dxa" w:w="2160"/>
+            <w:shd w:fill="EEF2F6" w:color="auto" w:val="clear"/>
+            <w:tcMar>
+              <w:top w:type="dxa" w:w="70"/>
+              <w:left w:type="dxa" w:w="110"/>
+              <w:bottom w:type="dxa" w:w="70"/>
+              <w:right w:type="dxa" w:w="110"/>
+            </w:tcMar>
+          </w:tcPr>
+          <w:p>
+            <w:pPr>
+              <w:spacing w:after="0" w:line="240"/>
+              <w:jc w:val="right"/>
+            </w:pPr>
+            <w:r>
+              <w:rPr>
+                <w:rFonts w:ascii="Calibri" w:cs="Calibri" w:eastAsia="Calibri" w:hAnsi="Calibri"/>
+                <w:b w:val="false"/>
+                <w:bCs w:val="false"/>
+                <w:color w:val="1A1A1A"/>
+                <w:sz w:val="19"/>
+                <w:szCs w:val="19"/>
+              </w:rPr>
+              <w:t xml:space="preserve">2.1%</w:t>
+            </w:r>
+          </w:p>
+        </w:tc>
+      </w:tr>
+      <w:tr>
+        <w:tc>
+          <w:tcPr>
+            <w:tcW w:type="dxa" w:w="2600"/>
+            <w:tcMar>
+              <w:top w:type="dxa" w:w="70"/>
+              <w:left w:type="dxa" w:w="110"/>
+              <w:bottom w:type="dxa" w:w="70"/>
+              <w:right w:type="dxa" w:w="110"/>
+            </w:tcMar>
+          </w:tcPr>
+          <w:p>
+            <w:pPr>
+              <w:spacing w:after="0" w:line="240"/>
+              <w:jc w:val="left"/>
+            </w:pPr>
+            <w:r>
+              <w:rPr>
+                <w:rFonts w:ascii="Calibri" w:cs="Calibri" w:eastAsia="Calibri" w:hAnsi="Calibri"/>
+                <w:b/>
+                <w:bCs/>
+                <w:color w:val="1A1A1A"/>
+                <w:sz w:val="19"/>
+                <w:szCs w:val="19"/>
+              </w:rPr>
+              <w:t xml:space="preserve">15-28 days ahead</w:t>
+            </w:r>
+          </w:p>
+        </w:tc>
+        <w:tc>
+          <w:tcPr>
+            <w:tcW w:type="dxa" w:w="2400"/>
+            <w:tcMar>
+              <w:top w:type="dxa" w:w="70"/>
+              <w:left w:type="dxa" w:w="110"/>
+              <w:bottom w:type="dxa" w:w="70"/>
+              <w:right w:type="dxa" w:w="110"/>
+            </w:tcMar>
+          </w:tcPr>
+          <w:p>
+            <w:pPr>
+              <w:spacing w:after="0" w:line="240"/>
+              <w:jc w:val="right"/>
+            </w:pPr>
+            <w:r>
+              <w:rPr>
+                <w:rFonts w:ascii="Calibri" w:cs="Calibri" w:eastAsia="Calibri" w:hAnsi="Calibri"/>
+                <w:b w:val="false"/>
+                <w:bCs w:val="false"/>
+                <w:color w:val="1A1A1A"/>
+                <w:sz w:val="19"/>
+                <w:szCs w:val="19"/>
+              </w:rPr>
+              <w:t xml:space="preserve">0.7274</w:t>
+            </w:r>
+          </w:p>
+        </w:tc>
+        <w:tc>
+          <w:tcPr>
+            <w:tcW w:type="dxa" w:w="2200"/>
+            <w:tcMar>
+              <w:top w:type="dxa" w:w="70"/>
+              <w:left w:type="dxa" w:w="110"/>
+              <w:bottom w:type="dxa" w:w="70"/>
+              <w:right w:type="dxa" w:w="110"/>
+            </w:tcMar>
+          </w:tcPr>
+          <w:p>
+            <w:pPr>
+              <w:spacing w:after="0" w:line="240"/>
+              <w:jc w:val="right"/>
+            </w:pPr>
+            <w:r>
+              <w:rPr>
+                <w:rFonts w:ascii="Calibri" w:cs="Calibri" w:eastAsia="Calibri" w:hAnsi="Calibri"/>
+                <w:b w:val="false"/>
+                <w:bCs w:val="false"/>
+                <w:color w:val="1A1A1A"/>
+                <w:sz w:val="19"/>
+                <w:szCs w:val="19"/>
+              </w:rPr>
+              <w:t xml:space="preserve">0.7274</w:t>
+            </w:r>
+          </w:p>
+        </w:tc>
+        <w:tc>
+          <w:tcPr>
+            <w:tcW w:type="dxa" w:w="2160"/>
+            <w:tcMar>
+              <w:top w:type="dxa" w:w="70"/>
+              <w:left w:type="dxa" w:w="110"/>
+              <w:bottom w:type="dxa" w:w="70"/>
+              <w:right w:type="dxa" w:w="110"/>
+            </w:tcMar>
+          </w:tcPr>
+          <w:p>
+            <w:pPr>
+              <w:spacing w:after="0" w:line="240"/>
+              <w:jc w:val="right"/>
+            </w:pPr>
+            <w:r>
+              <w:rPr>
+                <w:rFonts w:ascii="Calibri" w:cs="Calibri" w:eastAsia="Calibri" w:hAnsi="Calibri"/>
+                <w:b w:val="false"/>
+                <w:bCs w:val="false"/>
+                <w:color w:val="1A1A1A"/>
+                <w:sz w:val="19"/>
+                <w:szCs w:val="19"/>
+              </w:rPr>
+              <w:t xml:space="preserve">unchanged</w:t>
+            </w:r>
+          </w:p>
+        </w:tc>
+      </w:tr>
+      <w:tr>
+        <w:tc>
+          <w:tcPr>
+            <w:tcW w:type="dxa" w:w="2600"/>
+            <w:shd w:fill="EEF2F6" w:color="auto" w:val="clear"/>
+            <w:tcMar>
+              <w:top w:type="dxa" w:w="70"/>
+              <w:left w:type="dxa" w:w="110"/>
+              <w:bottom w:type="dxa" w:w="70"/>
+              <w:right w:type="dxa" w:w="110"/>
+            </w:tcMar>
+          </w:tcPr>
+          <w:p>
+            <w:pPr>
+              <w:spacing w:after="0" w:line="240"/>
+              <w:jc w:val="left"/>
+            </w:pPr>
+            <w:r>
+              <w:rPr>
+                <w:rFonts w:ascii="Calibri" w:cs="Calibri" w:eastAsia="Calibri" w:hAnsi="Calibri"/>
+                <w:b/>
+                <w:bCs/>
+                <w:color w:val="1A1A1A"/>
+                <w:sz w:val="19"/>
+                <w:szCs w:val="19"/>
+              </w:rPr>
+              <w:t xml:space="preserve">All 28 days (WAPE)</w:t>
+            </w:r>
+          </w:p>
+        </w:tc>
+        <w:tc>
+          <w:tcPr>
+            <w:tcW w:type="dxa" w:w="2400"/>
+            <w:shd w:fill="EEF2F6" w:color="auto" w:val="clear"/>
+            <w:tcMar>
+              <w:top w:type="dxa" w:w="70"/>
+              <w:left w:type="dxa" w:w="110"/>
+              <w:bottom w:type="dxa" w:w="70"/>
+              <w:right w:type="dxa" w:w="110"/>
+            </w:tcMar>
+          </w:tcPr>
+          <w:p>
+            <w:pPr>
+              <w:spacing w:after="0" w:line="240"/>
+              <w:jc w:val="right"/>
+            </w:pPr>
+            <w:r>
+              <w:rPr>
+                <w:rFonts w:ascii="Calibri" w:cs="Calibri" w:eastAsia="Calibri" w:hAnsi="Calibri"/>
+                <w:b/>
+                <w:bCs/>
+                <w:color w:val="1A1A1A"/>
+                <w:sz w:val="19"/>
+                <w:szCs w:val="19"/>
+              </w:rPr>
+              <w:t xml:space="preserve">0.7305</w:t>
+            </w:r>
+          </w:p>
+        </w:tc>
+        <w:tc>
+          <w:tcPr>
+            <w:tcW w:type="dxa" w:w="2200"/>
+            <w:shd w:fill="EEF2F6" w:color="auto" w:val="clear"/>
+            <w:tcMar>
+              <w:top w:type="dxa" w:w="70"/>
+              <w:left w:type="dxa" w:w="110"/>
+              <w:bottom w:type="dxa" w:w="70"/>
+              <w:right w:type="dxa" w:w="110"/>
+            </w:tcMar>
+          </w:tcPr>
+          <w:p>
+            <w:pPr>
+              <w:spacing w:after="0" w:line="240"/>
+              <w:jc w:val="right"/>
+            </w:pPr>
+            <w:r>
+              <w:rPr>
+                <w:rFonts w:ascii="Calibri" w:cs="Calibri" w:eastAsia="Calibri" w:hAnsi="Calibri"/>
+                <w:b/>
+                <w:bCs/>
+                <w:color w:val="1A1A1A"/>
+                <w:sz w:val="19"/>
+                <w:szCs w:val="19"/>
+              </w:rPr>
+              <w:t xml:space="preserve">0.7198</w:t>
+            </w:r>
+          </w:p>
+        </w:tc>
+        <w:tc>
+          <w:tcPr>
+            <w:tcW w:type="dxa" w:w="2160"/>
+            <w:shd w:fill="EEF2F6" w:color="auto" w:val="clear"/>
+            <w:tcMar>
+              <w:top w:type="dxa" w:w="70"/>
+              <w:left w:type="dxa" w:w="110"/>
+              <w:bottom w:type="dxa" w:w="70"/>
+              <w:right w:type="dxa" w:w="110"/>
+            </w:tcMar>
+          </w:tcPr>
+          <w:p>
+            <w:pPr>
+              <w:spacing w:after="0" w:line="240"/>
+              <w:jc w:val="right"/>
+            </w:pPr>
+            <w:r>
+              <w:rPr>
+                <w:rFonts w:ascii="Calibri" w:cs="Calibri" w:eastAsia="Calibri" w:hAnsi="Calibri"/>
+                <w:b/>
+                <w:bCs/>
+                <w:color w:val="1A1A1A"/>
+                <w:sz w:val="19"/>
+                <w:szCs w:val="19"/>
+              </w:rPr>
+              <w:t xml:space="preserve">1.5%</w:t>
+            </w:r>
+          </w:p>
+        </w:tc>
+      </w:tr>
+      <w:tr>
+        <w:tc>
+          <w:tcPr>
+            <w:tcW w:type="dxa" w:w="2600"/>
+            <w:tcMar>
+              <w:top w:type="dxa" w:w="70"/>
+              <w:left w:type="dxa" w:w="110"/>
+              <w:bottom w:type="dxa" w:w="70"/>
+              <w:right w:type="dxa" w:w="110"/>
+            </w:tcMar>
+          </w:tcPr>
+          <w:p>
+            <w:pPr>
+              <w:spacing w:after="0" w:line="240"/>
+              <w:jc w:val="left"/>
+            </w:pPr>
+            <w:r>
+              <w:rPr>
+                <w:rFonts w:ascii="Calibri" w:cs="Calibri" w:eastAsia="Calibri" w:hAnsi="Calibri"/>
+                <w:b/>
+                <w:bCs/>
+                <w:color w:val="1A1A1A"/>
+                <w:sz w:val="19"/>
+                <w:szCs w:val="19"/>
+              </w:rPr>
+              <w:t xml:space="preserve">All 28 days (RMSSE)</w:t>
+            </w:r>
+          </w:p>
+        </w:tc>
+        <w:tc>
+          <w:tcPr>
+            <w:tcW w:type="dxa" w:w="2400"/>
+            <w:tcMar>
+              <w:top w:type="dxa" w:w="70"/>
+              <w:left w:type="dxa" w:w="110"/>
+              <w:bottom w:type="dxa" w:w="70"/>
+              <w:right w:type="dxa" w:w="110"/>
+            </w:tcMar>
+          </w:tcPr>
+          <w:p>
+            <w:pPr>
+              <w:spacing w:after="0" w:line="240"/>
+              <w:jc w:val="right"/>
+            </w:pPr>
+            <w:r>
+              <w:rPr>
+                <w:rFonts w:ascii="Calibri" w:cs="Calibri" w:eastAsia="Calibri" w:hAnsi="Calibri"/>
+                <w:b w:val="false"/>
+                <w:bCs w:val="false"/>
+                <w:color w:val="1A1A1A"/>
+                <w:sz w:val="19"/>
+                <w:szCs w:val="19"/>
+              </w:rPr>
+              <w:t xml:space="preserve">0.7606</w:t>
+            </w:r>
+          </w:p>
+        </w:tc>
+        <w:tc>
+          <w:tcPr>
+            <w:tcW w:type="dxa" w:w="2200"/>
+            <w:tcMar>
+              <w:top w:type="dxa" w:w="70"/>
+              <w:left w:type="dxa" w:w="110"/>
+              <w:bottom w:type="dxa" w:w="70"/>
+              <w:right w:type="dxa" w:w="110"/>
+            </w:tcMar>
+          </w:tcPr>
+          <w:p>
+            <w:pPr>
+              <w:spacing w:after="0" w:line="240"/>
+              <w:jc w:val="right"/>
+            </w:pPr>
+            <w:r>
+              <w:rPr>
+                <w:rFonts w:ascii="Calibri" w:cs="Calibri" w:eastAsia="Calibri" w:hAnsi="Calibri"/>
+                <w:b w:val="false"/>
+                <w:bCs w:val="false"/>
+                <w:color w:val="1A1A1A"/>
+                <w:sz w:val="19"/>
+                <w:szCs w:val="19"/>
+              </w:rPr>
+              <w:t xml:space="preserve">0.7550</w:t>
+            </w:r>
+          </w:p>
+        </w:tc>
+        <w:tc>
+          <w:tcPr>
+            <w:tcW w:type="dxa" w:w="2160"/>
+            <w:tcMar>
+              <w:top w:type="dxa" w:w="70"/>
+              <w:left w:type="dxa" w:w="110"/>
+              <w:bottom w:type="dxa" w:w="70"/>
+              <w:right w:type="dxa" w:w="110"/>
+            </w:tcMar>
+          </w:tcPr>
+          <w:p>
+            <w:pPr>
+              <w:spacing w:after="0" w:line="240"/>
+              <w:jc w:val="right"/>
+            </w:pPr>
+            <w:r>
+              <w:rPr>
+                <w:rFonts w:ascii="Calibri" w:cs="Calibri" w:eastAsia="Calibri" w:hAnsi="Calibri"/>
+                <w:b w:val="false"/>
+                <w:bCs w:val="false"/>
+                <w:color w:val="1A1A1A"/>
+                <w:sz w:val="19"/>
+                <w:szCs w:val="19"/>
+              </w:rPr>
+              <w:t xml:space="preserve">0.7%</w:t>
+            </w:r>
+          </w:p>
+        </w:tc>
+      </w:tr>
+    </w:tbl>
+    <w:p>
+      <w:pPr>
+        <w:spacing w:after="0" w:before="0" w:line="276"/>
+      </w:pPr>
+      <w:r>
+        <w:rPr>
+          <w:rFonts w:ascii="Calibri" w:cs="Calibri" w:eastAsia="Calibri" w:hAnsi="Calibri"/>
+          <w:color w:val="1A1A1A"/>
+          <w:sz w:val="21"/>
+          <w:szCs w:val="21"/>
+        </w:rPr>
+        <w:t xml:space="preserve"/>
+      </w:r>
+    </w:p>
+    <w:p>
+      <w:pPr>
+        <w:spacing w:after="120" w:before="0" w:line="276"/>
+      </w:pPr>
+      <w:r>
+        <w:rPr>
+          <w:rFonts w:ascii="Calibri" w:cs="Calibri" w:eastAsia="Calibri" w:hAnsi="Calibri"/>
+          <w:color w:val="1A1A1A"/>
+          <w:sz w:val="21"/>
+          <w:szCs w:val="21"/>
+        </w:rPr>
+        <w:t xml:space="preserve">Two controls confirm the result is real rather than an artefact. Steps 15-28 are unchanged, exactly as predicted, because their shift did not move - 28 was already the correct value for that bucket. And the naive benchmarks are identical to four decimal places, as they must be since they use no features at all. The accuracy curve now slopes upward with horizon: near-term forecasts are the sharpest, which is the behaviour a planner expects.</w:t>
+      </w:r>
+    </w:p>
+    <w:p>
+      <w:pPr>
+        <w:shd w:fill="F7F9FB" w:color="auto" w:val="clear"/>
+        <w:spacing w:after="0" w:before="100" w:line="276"/>
+      </w:pPr>
+      <w:r>
+        <w:rPr>
+          <w:rFonts w:ascii="Calibri" w:cs="Calibri" w:eastAsia="Calibri" w:hAnsi="Calibri"/>
+          <w:b/>
+          <w:bCs/>
+          <w:color w:val="0B3C5D"/>
+          <w:sz w:val="21"/>
+          <w:szCs w:val="21"/>
+        </w:rPr>
+        <w:t xml:space="preserve">What the experiment showed before the change was adopted</w:t>
+      </w:r>
+    </w:p>
+    <w:p>
+      <w:pPr>
+        <w:shd w:fill="F7F9FB" w:color="auto" w:val="clear"/>
+        <w:spacing w:after="160" w:before="0" w:line="276"/>
+      </w:pPr>
+      <w:r>
+        <w:rPr>
+          <w:rFonts w:ascii="Calibri" w:cs="Calibri" w:eastAsia="Calibri" w:hAnsi="Calibri"/>
+          <w:color w:val="1A1A1A"/>
+          <w:sz w:val="21"/>
+          <w:szCs w:val="21"/>
+        </w:rPr>
+        <w:t xml:space="preserve">An isolated experiment on one fold compared shifts directly. Fresher rolling windows produced the entire gain; fresher individual day-lags added nothing measurable. On intermittent demand a single day's lag is noise where a rolling mean is signal. The change is therefore a per-bucket shift, not a feature redesign - a smaller and far safer edit.</w:t>
+      </w:r>
+    </w:p>
+    <w:p>
+      <w:pPr>
+        <w:spacing w:after="120" w:before="0" w:line="276"/>
+      </w:pPr>
+      <w:r>
+        <w:rPr>
+          <w:rFonts w:ascii="Calibri" w:cs="Calibri" w:eastAsia="Calibri" w:hAnsi="Calibri"/>
+          <w:color w:val="1A1A1A"/>
+          <w:sz w:val="21"/>
+          <w:szCs w:val="21"/>
+        </w:rPr>
+        <w:t xml:space="preserve">The ablation was re-run under bucketing rather than assuming the earlier verdict still held. Every arm improved by a similar margin and the conclusion was unchanged, as reported in the ablation chapter.</w:t>
       </w:r>
     </w:p>
     <w:p>
@@ -8119,7 +9742,7 @@
                 <w:sz w:val="19"/>
                 <w:szCs w:val="19"/>
               </w:rPr>
-              <w:t xml:space="preserve">0.7305</w:t>
+              <w:t xml:space="preserve">0.7198</w:t>
             </w:r>
           </w:p>
         </w:tc>
@@ -8147,7 +9770,7 @@
                 <w:sz w:val="19"/>
                 <w:szCs w:val="19"/>
               </w:rPr>
-              <w:t xml:space="preserve">0.7606</w:t>
+              <w:t xml:space="preserve">0.7550</w:t>
             </w:r>
           </w:p>
         </w:tc>
@@ -8175,7 +9798,7 @@
                 <w:sz w:val="19"/>
                 <w:szCs w:val="19"/>
               </w:rPr>
-              <w:t xml:space="preserve">1.0540</w:t>
+              <w:t xml:space="preserve">1.0385</w:t>
             </w:r>
           </w:p>
         </w:tc>
@@ -8203,7 +9826,7 @@
                 <w:sz w:val="19"/>
                 <w:szCs w:val="19"/>
               </w:rPr>
-              <w:t xml:space="preserve">2.1941</w:t>
+              <w:t xml:space="preserve">2.1493</w:t>
             </w:r>
           </w:p>
         </w:tc>
@@ -8231,7 +9854,7 @@
                 <w:sz w:val="19"/>
                 <w:szCs w:val="19"/>
               </w:rPr>
-              <w:t xml:space="preserve">-0.0762</w:t>
+              <w:t xml:space="preserve">-0.0655</w:t>
             </w:r>
           </w:p>
         </w:tc>
@@ -8259,7 +9882,7 @@
                 <w:sz w:val="19"/>
                 <w:szCs w:val="19"/>
               </w:rPr>
-              <w:t xml:space="preserve">140.3</w:t>
+              <w:t xml:space="preserve">139.8</w:t>
             </w:r>
           </w:p>
         </w:tc>
@@ -8867,7 +10490,7 @@
           <w:sz w:val="21"/>
           <w:szCs w:val="21"/>
         </w:rPr>
-        <w:t xml:space="preserve">17.9%</w:t>
+        <w:t xml:space="preserve">19.1%</w:t>
       </w:r>
       <w:r>
         <w:rPr>
@@ -8887,7 +10510,7 @@
           <w:sz w:val="21"/>
           <w:szCs w:val="21"/>
         </w:rPr>
-        <w:t xml:space="preserve">0.7606</w:t>
+        <w:t xml:space="preserve">0.7550</w:t>
       </w:r>
       <w:r>
         <w:rPr>
@@ -9122,7 +10745,7 @@
                 <w:sz w:val="19"/>
                 <w:szCs w:val="19"/>
               </w:rPr>
-              <w:t xml:space="preserve">0.7436</w:t>
+              <w:t xml:space="preserve">0.7142</w:t>
             </w:r>
           </w:p>
         </w:tc>
@@ -9150,7 +10773,7 @@
                 <w:sz w:val="19"/>
                 <w:szCs w:val="19"/>
               </w:rPr>
-              <w:t xml:space="preserve">0.6848</w:t>
+              <w:t xml:space="preserve">0.6707</w:t>
             </w:r>
           </w:p>
         </w:tc>
@@ -9178,7 +10801,7 @@
                 <w:sz w:val="19"/>
                 <w:szCs w:val="19"/>
               </w:rPr>
-              <w:t xml:space="preserve">-0.0532</w:t>
+              <w:t xml:space="preserve">-0.0259</w:t>
             </w:r>
           </w:p>
         </w:tc>
@@ -9238,7 +10861,7 @@
                 <w:sz w:val="19"/>
                 <w:szCs w:val="19"/>
               </w:rPr>
-              <w:t xml:space="preserve">0.7397</w:t>
+              <w:t xml:space="preserve">0.7176</w:t>
             </w:r>
           </w:p>
         </w:tc>
@@ -9267,7 +10890,7 @@
                 <w:sz w:val="19"/>
                 <w:szCs w:val="19"/>
               </w:rPr>
-              <w:t xml:space="preserve">0.7274</w:t>
+              <w:t xml:space="preserve">0.7162</w:t>
             </w:r>
           </w:p>
         </w:tc>
@@ -9296,7 +10919,7 @@
                 <w:sz w:val="19"/>
                 <w:szCs w:val="19"/>
               </w:rPr>
-              <w:t xml:space="preserve">-0.0527</w:t>
+              <w:t xml:space="preserve">-0.0308</w:t>
             </w:r>
           </w:p>
         </w:tc>
@@ -9354,7 +10977,7 @@
                 <w:sz w:val="19"/>
                 <w:szCs w:val="19"/>
               </w:rPr>
-              <w:t xml:space="preserve">0.7305</w:t>
+              <w:t xml:space="preserve">0.7198</w:t>
             </w:r>
           </w:p>
         </w:tc>
@@ -9382,7 +11005,7 @@
                 <w:sz w:val="19"/>
                 <w:szCs w:val="19"/>
               </w:rPr>
-              <w:t xml:space="preserve">0.7606</w:t>
+              <w:t xml:space="preserve">0.7550</w:t>
             </w:r>
           </w:p>
         </w:tc>
@@ -9410,7 +11033,7 @@
                 <w:sz w:val="19"/>
                 <w:szCs w:val="19"/>
               </w:rPr>
-              <w:t xml:space="preserve">-0.0762</w:t>
+              <w:t xml:space="preserve">-0.0655</w:t>
             </w:r>
           </w:p>
         </w:tc>
@@ -9653,7 +11276,7 @@
                 <w:sz w:val="19"/>
                 <w:szCs w:val="19"/>
               </w:rPr>
-              <w:t xml:space="preserve">79.6%</w:t>
+              <w:t xml:space="preserve">79.4%</w:t>
             </w:r>
           </w:p>
         </w:tc>
@@ -9771,7 +11394,7 @@
                 <w:sz w:val="19"/>
                 <w:szCs w:val="19"/>
               </w:rPr>
-              <w:t xml:space="preserve">10.7%</w:t>
+              <w:t xml:space="preserve">10.8%</w:t>
             </w:r>
           </w:p>
         </w:tc>
@@ -9860,7 +11483,7 @@
           <w:sz w:val="21"/>
           <w:szCs w:val="21"/>
         </w:rPr>
-        <w:t xml:space="preserve">Coverage of 79.6% against an 80% design target, with the two tails balanced at 9.7% and 10.7%, indicates well-calibrated intervals at scale.</w:t>
+        <w:t xml:space="preserve">Coverage of 79.4% against an 80% design target, with the two tails balanced at 9.7% and 10.8%, indicates well-calibrated intervals at scale.</w:t>
       </w:r>
     </w:p>
     <w:p>
@@ -11018,7 +12641,7 @@
                 <w:sz w:val="19"/>
                 <w:szCs w:val="19"/>
               </w:rPr>
-              <w:t xml:space="preserve">0.7752</w:t>
+              <w:t xml:space="preserve">0.7591</w:t>
             </w:r>
           </w:p>
         </w:tc>
@@ -11046,7 +12669,7 @@
                 <w:sz w:val="19"/>
                 <w:szCs w:val="19"/>
               </w:rPr>
-              <w:t xml:space="preserve">0.0078</w:t>
+              <w:t xml:space="preserve">0.0076</w:t>
             </w:r>
           </w:p>
         </w:tc>
@@ -11074,7 +12697,7 @@
                 <w:sz w:val="19"/>
                 <w:szCs w:val="19"/>
               </w:rPr>
-              <w:t xml:space="preserve">0.7480</w:t>
+              <w:t xml:space="preserve">0.7390</w:t>
             </w:r>
           </w:p>
         </w:tc>
@@ -11102,7 +12725,7 @@
                 <w:sz w:val="19"/>
                 <w:szCs w:val="19"/>
               </w:rPr>
-              <w:t xml:space="preserve">-0.0581</w:t>
+              <w:t xml:space="preserve">-0.0492</w:t>
             </w:r>
           </w:p>
         </w:tc>
@@ -11162,7 +12785,7 @@
                 <w:sz w:val="19"/>
                 <w:szCs w:val="19"/>
               </w:rPr>
-              <w:t xml:space="preserve">0.7635</w:t>
+              <w:t xml:space="preserve">0.7472</w:t>
             </w:r>
           </w:p>
         </w:tc>
@@ -11191,7 +12814,7 @@
                 <w:sz w:val="19"/>
                 <w:szCs w:val="19"/>
               </w:rPr>
-              <w:t xml:space="preserve">0.0087</w:t>
+              <w:t xml:space="preserve">0.0088</w:t>
             </w:r>
           </w:p>
         </w:tc>
@@ -11220,7 +12843,7 @@
                 <w:sz w:val="19"/>
                 <w:szCs w:val="19"/>
               </w:rPr>
-              <w:t xml:space="preserve">0.7393</w:t>
+              <w:t xml:space="preserve">0.7303</w:t>
             </w:r>
           </w:p>
         </w:tc>
@@ -11249,7 +12872,7 @@
                 <w:sz w:val="19"/>
                 <w:szCs w:val="19"/>
               </w:rPr>
-              <w:t xml:space="preserve">-0.0437</w:t>
+              <w:t xml:space="preserve">-0.0300</w:t>
             </w:r>
           </w:p>
         </w:tc>
@@ -11307,7 +12930,7 @@
                 <w:sz w:val="19"/>
                 <w:szCs w:val="19"/>
               </w:rPr>
-              <w:t xml:space="preserve">0.7632</w:t>
+              <w:t xml:space="preserve">0.7470</w:t>
             </w:r>
           </w:p>
         </w:tc>
@@ -11335,7 +12958,7 @@
                 <w:sz w:val="19"/>
                 <w:szCs w:val="19"/>
               </w:rPr>
-              <w:t xml:space="preserve">0.0100</w:t>
+              <w:t xml:space="preserve">0.0096</w:t>
             </w:r>
           </w:p>
         </w:tc>
@@ -11363,7 +12986,7 @@
                 <w:sz w:val="19"/>
                 <w:szCs w:val="19"/>
               </w:rPr>
-              <w:t xml:space="preserve">0.7390</w:t>
+              <w:t xml:space="preserve">0.7301</w:t>
             </w:r>
           </w:p>
         </w:tc>
@@ -11391,7 +13014,7 @@
                 <w:sz w:val="19"/>
                 <w:szCs w:val="19"/>
               </w:rPr>
-              <w:t xml:space="preserve">-0.0423</w:t>
+              <w:t xml:space="preserve">-0.0299</w:t>
             </w:r>
           </w:p>
         </w:tc>
@@ -11451,7 +13074,7 @@
                 <w:sz w:val="19"/>
                 <w:szCs w:val="19"/>
               </w:rPr>
-              <w:t xml:space="preserve">0.7633</w:t>
+              <w:t xml:space="preserve">0.7473</w:t>
             </w:r>
           </w:p>
         </w:tc>
@@ -11480,7 +13103,7 @@
                 <w:sz w:val="19"/>
                 <w:szCs w:val="19"/>
               </w:rPr>
-              <w:t xml:space="preserve">0.0100</w:t>
+              <w:t xml:space="preserve">0.0093</w:t>
             </w:r>
           </w:p>
         </w:tc>
@@ -11509,7 +13132,7 @@
                 <w:sz w:val="19"/>
                 <w:szCs w:val="19"/>
               </w:rPr>
-              <w:t xml:space="preserve">0.7386</w:t>
+              <w:t xml:space="preserve">0.7298</w:t>
             </w:r>
           </w:p>
         </w:tc>
@@ -11538,7 +13161,7 @@
                 <w:sz w:val="19"/>
                 <w:szCs w:val="19"/>
               </w:rPr>
-              <w:t xml:space="preserve">-0.0348</w:t>
+              <w:t xml:space="preserve">-0.0225</w:t>
             </w:r>
           </w:p>
         </w:tc>
@@ -11781,7 +13404,7 @@
                 <w:sz w:val="19"/>
                 <w:szCs w:val="19"/>
               </w:rPr>
-              <w:t xml:space="preserve">0.7825</w:t>
+              <w:t xml:space="preserve">0.7657</w:t>
             </w:r>
           </w:p>
         </w:tc>
@@ -11809,7 +13432,7 @@
                 <w:sz w:val="19"/>
                 <w:szCs w:val="19"/>
               </w:rPr>
-              <w:t xml:space="preserve">0.7763</w:t>
+              <w:t xml:space="preserve">0.7607</w:t>
             </w:r>
           </w:p>
         </w:tc>
@@ -11837,7 +13460,7 @@
                 <w:sz w:val="19"/>
                 <w:szCs w:val="19"/>
               </w:rPr>
-              <w:t xml:space="preserve">0.7669</w:t>
+              <w:t xml:space="preserve">0.7508</w:t>
             </w:r>
           </w:p>
         </w:tc>
@@ -11897,7 +13520,7 @@
                 <w:sz w:val="19"/>
                 <w:szCs w:val="19"/>
               </w:rPr>
-              <w:t xml:space="preserve">0.7673</w:t>
+              <w:t xml:space="preserve">0.7516</w:t>
             </w:r>
           </w:p>
         </w:tc>
@@ -11926,7 +13549,7 @@
                 <w:sz w:val="19"/>
                 <w:szCs w:val="19"/>
               </w:rPr>
-              <w:t xml:space="preserve">0.7697</w:t>
+              <w:t xml:space="preserve">0.7529</w:t>
             </w:r>
           </w:p>
         </w:tc>
@@ -11955,7 +13578,7 @@
                 <w:sz w:val="19"/>
                 <w:szCs w:val="19"/>
               </w:rPr>
-              <w:t xml:space="preserve">0.7536</w:t>
+              <w:t xml:space="preserve">0.7371</w:t>
             </w:r>
           </w:p>
         </w:tc>
@@ -12013,7 +13636,7 @@
                 <w:sz w:val="19"/>
                 <w:szCs w:val="19"/>
               </w:rPr>
-              <w:t xml:space="preserve">0.7680</w:t>
+              <w:t xml:space="preserve">0.7519</w:t>
             </w:r>
           </w:p>
         </w:tc>
@@ -12041,7 +13664,7 @@
                 <w:sz w:val="19"/>
                 <w:szCs w:val="19"/>
               </w:rPr>
-              <w:t xml:space="preserve">0.7698</w:t>
+              <w:t xml:space="preserve">0.7532</w:t>
             </w:r>
           </w:p>
         </w:tc>
@@ -12069,7 +13692,7 @@
                 <w:sz w:val="19"/>
                 <w:szCs w:val="19"/>
               </w:rPr>
-              <w:t xml:space="preserve">0.7517</w:t>
+              <w:t xml:space="preserve">0.7359</w:t>
             </w:r>
           </w:p>
         </w:tc>
@@ -12129,7 +13752,7 @@
                 <w:sz w:val="19"/>
                 <w:szCs w:val="19"/>
               </w:rPr>
-              <w:t xml:space="preserve">0.7684</w:t>
+              <w:t xml:space="preserve">0.7532</w:t>
             </w:r>
           </w:p>
         </w:tc>
@@ -12158,7 +13781,7 @@
                 <w:sz w:val="19"/>
                 <w:szCs w:val="19"/>
               </w:rPr>
-              <w:t xml:space="preserve">0.7696</w:t>
+              <w:t xml:space="preserve">0.7521</w:t>
             </w:r>
           </w:p>
         </w:tc>
@@ -12187,7 +13810,7 @@
                 <w:sz w:val="19"/>
                 <w:szCs w:val="19"/>
               </w:rPr>
-              <w:t xml:space="preserve">0.7518</w:t>
+              <w:t xml:space="preserve">0.7366</w:t>
             </w:r>
           </w:p>
         </w:tc>
@@ -12251,7 +13874,7 @@
           <w:sz w:val="21"/>
           <w:szCs w:val="21"/>
         </w:rPr>
-        <w:t xml:space="preserve">WAPE fell by 0.0117 (1.51% relative), consistently across folds. This is the one external addition that clearly earns its place.</w:t>
+        <w:t xml:space="preserve">WAPE fell by 0.0119 (1.57% relative), consistently across folds. This is the one external addition that clearly earns its place.</w:t>
       </w:r>
     </w:p>
     <w:p>
@@ -12281,7 +13904,7 @@
           <w:sz w:val="21"/>
           <w:szCs w:val="21"/>
         </w:rPr>
-        <w:t xml:space="preserve">WAPE moved by 0.0003 (0.04% relative), which is far smaller than the 0.0087 fold-to-fold spread. A difference this small cannot be distinguished from noise.</w:t>
+        <w:t xml:space="preserve">WAPE moved by 0.0002 (0.03% relative), which is far smaller than the 0.0088 fold-to-fold spread. A difference this small cannot be distinguished from noise.</w:t>
       </w:r>
     </w:p>
     <w:p>
@@ -12311,7 +13934,7 @@
           <w:sz w:val="21"/>
           <w:szCs w:val="21"/>
         </w:rPr>
-        <w:t xml:space="preserve">WAPE rose by 0.0001. Monthly state unemployment is too slow-moving to explain daily deviations in a 28-day horizon.</w:t>
+        <w:t xml:space="preserve">WAPE rose by 0.0003. Monthly state unemployment is too slow-moving to explain daily deviations in a 28-day horizon.</w:t>
       </w:r>
     </w:p>
     <w:p>
@@ -13384,7 +15007,7 @@
                 <w:sz w:val="19"/>
                 <w:szCs w:val="19"/>
               </w:rPr>
-              <w:t xml:space="preserve">22,095</w:t>
+              <w:t xml:space="preserve">23,175</w:t>
             </w:r>
           </w:p>
         </w:tc>
@@ -13412,7 +15035,7 @@
                 <w:sz w:val="19"/>
                 <w:szCs w:val="19"/>
               </w:rPr>
-              <w:t xml:space="preserve">41.1%</w:t>
+              <w:t xml:space="preserve">43.8%</w:t>
             </w:r>
           </w:p>
         </w:tc>
@@ -13472,7 +15095,7 @@
                 <w:sz w:val="19"/>
                 <w:szCs w:val="19"/>
               </w:rPr>
-              <w:t xml:space="preserve">17,523</w:t>
+              <w:t xml:space="preserve">15,454</w:t>
             </w:r>
           </w:p>
         </w:tc>
@@ -13501,7 +15124,7 @@
                 <w:sz w:val="19"/>
                 <w:szCs w:val="19"/>
               </w:rPr>
-              <w:t xml:space="preserve">32.6%</w:t>
+              <w:t xml:space="preserve">29.2%</w:t>
             </w:r>
           </w:p>
         </w:tc>
@@ -13559,7 +15182,7 @@
                 <w:sz w:val="19"/>
                 <w:szCs w:val="19"/>
               </w:rPr>
-              <w:t xml:space="preserve">11,872</w:t>
+              <w:t xml:space="preserve">12,153</w:t>
             </w:r>
           </w:p>
         </w:tc>
@@ -13587,7 +15210,7 @@
                 <w:sz w:val="19"/>
                 <w:szCs w:val="19"/>
               </w:rPr>
-              <w:t xml:space="preserve">22.1%</w:t>
+              <w:t xml:space="preserve">23.0%</w:t>
             </w:r>
           </w:p>
         </w:tc>
@@ -13647,7 +15270,7 @@
                 <w:sz w:val="19"/>
                 <w:szCs w:val="19"/>
               </w:rPr>
-              <w:t xml:space="preserve">1,617</w:t>
+              <w:t xml:space="preserve">1,548</w:t>
             </w:r>
           </w:p>
         </w:tc>
@@ -13676,7 +15299,7 @@
                 <w:sz w:val="19"/>
                 <w:szCs w:val="19"/>
               </w:rPr>
-              <w:t xml:space="preserve">3.0%</w:t>
+              <w:t xml:space="preserve">2.9%</w:t>
             </w:r>
           </w:p>
         </w:tc>
@@ -13734,7 +15357,7 @@
                 <w:sz w:val="19"/>
                 <w:szCs w:val="19"/>
               </w:rPr>
-              <w:t xml:space="preserve">389</w:t>
+              <w:t xml:space="preserve">417</w:t>
             </w:r>
           </w:p>
         </w:tc>
@@ -13762,7 +15385,7 @@
                 <w:sz w:val="19"/>
                 <w:szCs w:val="19"/>
               </w:rPr>
-              <w:t xml:space="preserve">0.7%</w:t>
+              <w:t xml:space="preserve">0.8%</w:t>
             </w:r>
           </w:p>
         </w:tc>
@@ -13822,7 +15445,7 @@
                 <w:sz w:val="19"/>
                 <w:szCs w:val="19"/>
               </w:rPr>
-              <w:t xml:space="preserve">209</w:t>
+              <w:t xml:space="preserve">127</w:t>
             </w:r>
           </w:p>
         </w:tc>
@@ -13851,7 +15474,7 @@
                 <w:sz w:val="19"/>
                 <w:szCs w:val="19"/>
               </w:rPr>
-              <w:t xml:space="preserve">0.4%</w:t>
+              <w:t xml:space="preserve">0.2%</w:t>
             </w:r>
           </w:p>
         </w:tc>
@@ -13909,7 +15532,7 @@
                 <w:sz w:val="19"/>
                 <w:szCs w:val="19"/>
               </w:rPr>
-              <w:t xml:space="preserve">69</w:t>
+              <w:t xml:space="preserve">48</w:t>
             </w:r>
           </w:p>
         </w:tc>
@@ -14089,7 +15712,7 @@
                 <w:sz w:val="19"/>
                 <w:szCs w:val="19"/>
               </w:rPr>
-              <w:t xml:space="preserve">260</w:t>
+              <w:t xml:space="preserve">255</w:t>
             </w:r>
           </w:p>
         </w:tc>
@@ -14149,7 +15772,7 @@
                 <w:sz w:val="19"/>
                 <w:szCs w:val="19"/>
               </w:rPr>
-              <w:t xml:space="preserve">3,234</w:t>
+              <w:t xml:space="preserve">2,976</w:t>
             </w:r>
           </w:p>
         </w:tc>
@@ -14207,7 +15830,7 @@
                 <w:sz w:val="19"/>
                 <w:szCs w:val="19"/>
               </w:rPr>
-              <w:t xml:space="preserve">26,805</w:t>
+              <w:t xml:space="preserve">26,286</w:t>
             </w:r>
           </w:p>
         </w:tc>
@@ -14267,7 +15890,7 @@
                 <w:sz w:val="19"/>
                 <w:szCs w:val="19"/>
               </w:rPr>
-              <w:t xml:space="preserve">23,475</w:t>
+              <w:t xml:space="preserve">23,405</w:t>
             </w:r>
           </w:p>
         </w:tc>
@@ -14298,7 +15921,7 @@
           <w:sz w:val="21"/>
           <w:szCs w:val="21"/>
         </w:rPr>
-        <w:t xml:space="preserve">In total 53,774 episodes were filed, with a median duration of 4 days and a maximum score of 93.3. All seven classification labels occur in the data, and automated tests drive each one end-to-end to prove none is unreachable.</w:t>
+        <w:t xml:space="preserve">In total 52,922 episodes were filed, with a median duration of 4 days and a maximum score of 91.7. All seven classification labels occur in the data, and automated tests drive each one end-to-end to prove none is unreachable.</w:t>
       </w:r>
     </w:p>
     <w:p>
@@ -14329,7 +15952,7 @@
           <w:sz w:val="21"/>
           <w:szCs w:val="21"/>
         </w:rPr>
-        <w:t xml:space="preserve">13.8% of episodes coincided with a FEMA disaster declaration active in the same state. The platform reports this as a coincidence rate and never as a causal effect.</w:t>
+        <w:t xml:space="preserve">13.6% of episodes coincided with a FEMA disaster declaration active in the same state. The platform reports this as a coincidence rate and never as a causal effect.</w:t>
       </w:r>
     </w:p>
     <w:p>
@@ -14730,7 +16353,7 @@
                 <w:sz w:val="19"/>
                 <w:szCs w:val="19"/>
               </w:rPr>
-              <w:t xml:space="preserve">1,137,815</w:t>
+              <w:t xml:space="preserve">1,150,979</w:t>
             </w:r>
           </w:p>
         </w:tc>
@@ -14848,7 +16471,7 @@
                 <w:sz w:val="19"/>
                 <w:szCs w:val="19"/>
               </w:rPr>
-              <w:t xml:space="preserve">$1,702,722</w:t>
+              <w:t xml:space="preserve">$1,656,859</w:t>
             </w:r>
           </w:p>
         </w:tc>
@@ -14908,7 +16531,7 @@
                 <w:sz w:val="19"/>
                 <w:szCs w:val="19"/>
               </w:rPr>
-              <w:t xml:space="preserve">$1,381,154</w:t>
+              <w:t xml:space="preserve">$1,389,922</w:t>
             </w:r>
           </w:p>
         </w:tc>
@@ -14966,7 +16589,7 @@
                 <w:sz w:val="19"/>
                 <w:szCs w:val="19"/>
               </w:rPr>
-              <w:t xml:space="preserve">$3,083,876</w:t>
+              <w:t xml:space="preserve">$3,046,781</w:t>
             </w:r>
           </w:p>
         </w:tc>
@@ -15494,7 +17117,21 @@
           <w:sz w:val="30"/>
           <w:szCs w:val="30"/>
         </w:rPr>
-        <w:t xml:space="preserve">10. Application and Service Layer</w:t>
+        <w:t xml:space="preserve">10. Reading a Forecast Correctly</w:t>
+      </w:r>
+    </w:p>
+    <w:p>
+      <w:pPr>
+        <w:spacing w:after="120" w:before="0" w:line="276"/>
+      </w:pPr>
+      <w:r>
+        <w:rPr>
+          <w:rFonts w:ascii="Calibri" w:cs="Calibri" w:eastAsia="Calibri" w:hAnsi="Calibri"/>
+          <w:color w:val="1A1A1A"/>
+          <w:sz w:val="21"/>
+          <w:szCs w:val="21"/>
+        </w:rPr>
+        <w:t xml:space="preserve">A recurring source of misreading is the daily chart of a slow-moving product. The forecast appears as a smooth line near half a unit while actual demand jumps between zero and three. The forecast looks wrong. It is not - and understanding why is essential to using the platform, so the interface now explains it at the point of confusion.</w:t>
       </w:r>
     </w:p>
     <w:p>
@@ -15511,7 +17148,2290 @@
           <w:sz w:val="24"/>
           <w:szCs w:val="24"/>
         </w:rPr>
-        <w:t xml:space="preserve">10.1 The five modules</w:t>
+        <w:t xml:space="preserve">10.1 Why a point forecast cannot track a spiky series</w:t>
+      </w:r>
+    </w:p>
+    <w:p>
+      <w:pPr>
+        <w:spacing w:after="120" w:before="0" w:line="276"/>
+      </w:pPr>
+      <w:r>
+        <w:rPr>
+          <w:rFonts w:ascii="Calibri" w:cs="Calibri" w:eastAsia="Calibri" w:hAnsi="Calibri"/>
+          <w:color w:val="1A1A1A"/>
+          <w:sz w:val="21"/>
+          <w:szCs w:val="21"/>
+        </w:rPr>
+        <w:t xml:space="preserve">A product selling a few units a week contains no information about which day the sale will land. The best possible point forecast for such a series is its expected value - roughly the weekly rate divided by seven - and that line will never sit on the spikes. Demanding otherwise is asking the model to predict which customer walks in on which day.</w:t>
+      </w:r>
+    </w:p>
+    <w:p>
+      <w:pPr>
+        <w:spacing w:after="120" w:before="0" w:line="276"/>
+      </w:pPr>
+      <w:r>
+        <w:rPr>
+          <w:rFonts w:ascii="Calibri" w:cs="Calibri" w:eastAsia="Calibri" w:hAnsi="Calibri"/>
+          <w:color w:val="1A1A1A"/>
+          <w:sz w:val="21"/>
+          <w:szCs w:val="21"/>
+        </w:rPr>
+        <w:t xml:space="preserve">Across the held-out window 59.6% of item-days record zero sales, so this is the normal case rather than an edge case.</w:t>
+      </w:r>
+    </w:p>
+    <w:p>
+      <w:pPr>
+        <w:pStyle w:val="Heading2"/>
+        <w:spacing w:after="120" w:before="260"/>
+      </w:pPr>
+      <w:r>
+        <w:rPr>
+          <w:rFonts w:ascii="Calibri" w:cs="Calibri" w:eastAsia="Calibri" w:hAnsi="Calibri"/>
+          <w:b/>
+          <w:bCs/>
+          <w:color w:val="0F766E"/>
+          <w:sz w:val="24"/>
+          <w:szCs w:val="24"/>
+        </w:rPr>
+        <w:t xml:space="preserve">10.2 The same forecast, judged at three grains</w:t>
+      </w:r>
+    </w:p>
+    <w:tbl>
+      <w:tblPr>
+        <w:tblW w:type="dxa" w:w="9360"/>
+        <w:tblBorders>
+          <w:top w:val="single" w:color="C9D2DB" w:sz="2"/>
+          <w:left w:val="none"/>
+          <w:bottom w:val="single" w:color="C9D2DB" w:sz="2"/>
+          <w:right w:val="none"/>
+          <w:insideH w:val="single" w:color="DCE3EA" w:sz="1"/>
+          <w:insideV w:val="none"/>
+        </w:tblBorders>
+      </w:tblPr>
+      <w:tblGrid>
+        <w:gridCol w:w="2600"/>
+        <w:gridCol w:w="1400"/>
+        <w:gridCol w:w="5360"/>
+      </w:tblGrid>
+      <w:tr>
+        <w:trPr>
+          <w:tblHeader/>
+        </w:trPr>
+        <w:tc>
+          <w:tcPr>
+            <w:tcW w:type="dxa" w:w="2600"/>
+            <w:shd w:fill="0B3C5D" w:color="auto" w:val="clear"/>
+            <w:tcMar>
+              <w:top w:type="dxa" w:w="70"/>
+              <w:left w:type="dxa" w:w="110"/>
+              <w:bottom w:type="dxa" w:w="70"/>
+              <w:right w:type="dxa" w:w="110"/>
+            </w:tcMar>
+          </w:tcPr>
+          <w:p>
+            <w:pPr>
+              <w:spacing w:after="0" w:line="240"/>
+              <w:jc w:val="left"/>
+            </w:pPr>
+            <w:r>
+              <w:rPr>
+                <w:rFonts w:ascii="Calibri" w:cs="Calibri" w:eastAsia="Calibri" w:hAnsi="Calibri"/>
+                <w:b/>
+                <w:bCs/>
+                <w:color w:val="FFFFFF"/>
+                <w:sz w:val="19"/>
+                <w:szCs w:val="19"/>
+              </w:rPr>
+              <w:t xml:space="preserve">View</w:t>
+            </w:r>
+          </w:p>
+        </w:tc>
+        <w:tc>
+          <w:tcPr>
+            <w:tcW w:type="dxa" w:w="1400"/>
+            <w:shd w:fill="0B3C5D" w:color="auto" w:val="clear"/>
+            <w:tcMar>
+              <w:top w:type="dxa" w:w="70"/>
+              <w:left w:type="dxa" w:w="110"/>
+              <w:bottom w:type="dxa" w:w="70"/>
+              <w:right w:type="dxa" w:w="110"/>
+            </w:tcMar>
+          </w:tcPr>
+          <w:p>
+            <w:pPr>
+              <w:spacing w:after="0" w:line="240"/>
+              <w:jc w:val="right"/>
+            </w:pPr>
+            <w:r>
+              <w:rPr>
+                <w:rFonts w:ascii="Calibri" w:cs="Calibri" w:eastAsia="Calibri" w:hAnsi="Calibri"/>
+                <w:b/>
+                <w:bCs/>
+                <w:color w:val="FFFFFF"/>
+                <w:sz w:val="19"/>
+                <w:szCs w:val="19"/>
+              </w:rPr>
+              <w:t xml:space="preserve">WAPE</w:t>
+            </w:r>
+          </w:p>
+        </w:tc>
+        <w:tc>
+          <w:tcPr>
+            <w:tcW w:type="dxa" w:w="5360"/>
+            <w:shd w:fill="0B3C5D" w:color="auto" w:val="clear"/>
+            <w:tcMar>
+              <w:top w:type="dxa" w:w="70"/>
+              <w:left w:type="dxa" w:w="110"/>
+              <w:bottom w:type="dxa" w:w="70"/>
+              <w:right w:type="dxa" w:w="110"/>
+            </w:tcMar>
+          </w:tcPr>
+          <w:p>
+            <w:pPr>
+              <w:spacing w:after="0" w:line="240"/>
+              <w:jc w:val="right"/>
+            </w:pPr>
+            <w:r>
+              <w:rPr>
+                <w:rFonts w:ascii="Calibri" w:cs="Calibri" w:eastAsia="Calibri" w:hAnsi="Calibri"/>
+                <w:b/>
+                <w:bCs/>
+                <w:color w:val="FFFFFF"/>
+                <w:sz w:val="19"/>
+                <w:szCs w:val="19"/>
+              </w:rPr>
+              <w:t xml:space="preserve">What it answers</w:t>
+            </w:r>
+          </w:p>
+        </w:tc>
+      </w:tr>
+      <w:tr>
+        <w:tc>
+          <w:tcPr>
+            <w:tcW w:type="dxa" w:w="2600"/>
+            <w:tcMar>
+              <w:top w:type="dxa" w:w="70"/>
+              <w:left w:type="dxa" w:w="110"/>
+              <w:bottom w:type="dxa" w:w="70"/>
+              <w:right w:type="dxa" w:w="110"/>
+            </w:tcMar>
+          </w:tcPr>
+          <w:p>
+            <w:pPr>
+              <w:spacing w:after="0" w:line="240"/>
+              <w:jc w:val="left"/>
+            </w:pPr>
+            <w:r>
+              <w:rPr>
+                <w:rFonts w:ascii="Calibri" w:cs="Calibri" w:eastAsia="Calibri" w:hAnsi="Calibri"/>
+                <w:b/>
+                <w:bCs/>
+                <w:color w:val="1A1A1A"/>
+                <w:sz w:val="19"/>
+                <w:szCs w:val="19"/>
+              </w:rPr>
+              <w:t xml:space="preserve">Daily, item level</w:t>
+            </w:r>
+          </w:p>
+        </w:tc>
+        <w:tc>
+          <w:tcPr>
+            <w:tcW w:type="dxa" w:w="1400"/>
+            <w:tcMar>
+              <w:top w:type="dxa" w:w="70"/>
+              <w:left w:type="dxa" w:w="110"/>
+              <w:bottom w:type="dxa" w:w="70"/>
+              <w:right w:type="dxa" w:w="110"/>
+            </w:tcMar>
+          </w:tcPr>
+          <w:p>
+            <w:pPr>
+              <w:spacing w:after="0" w:line="240"/>
+              <w:jc w:val="right"/>
+            </w:pPr>
+            <w:r>
+              <w:rPr>
+                <w:rFonts w:ascii="Calibri" w:cs="Calibri" w:eastAsia="Calibri" w:hAnsi="Calibri"/>
+                <w:b w:val="false"/>
+                <w:bCs w:val="false"/>
+                <w:color w:val="1A1A1A"/>
+                <w:sz w:val="19"/>
+                <w:szCs w:val="19"/>
+              </w:rPr>
+              <w:t xml:space="preserve">0.7198</w:t>
+            </w:r>
+          </w:p>
+        </w:tc>
+        <w:tc>
+          <w:tcPr>
+            <w:tcW w:type="dxa" w:w="5360"/>
+            <w:tcMar>
+              <w:top w:type="dxa" w:w="70"/>
+              <w:left w:type="dxa" w:w="110"/>
+              <w:bottom w:type="dxa" w:w="70"/>
+              <w:right w:type="dxa" w:w="110"/>
+            </w:tcMar>
+          </w:tcPr>
+          <w:p>
+            <w:pPr>
+              <w:spacing w:after="0" w:line="240"/>
+              <w:jc w:val="right"/>
+            </w:pPr>
+            <w:r>
+              <w:rPr>
+                <w:rFonts w:ascii="Calibri" w:cs="Calibri" w:eastAsia="Calibri" w:hAnsi="Calibri"/>
+                <w:b w:val="false"/>
+                <w:bCs w:val="false"/>
+                <w:color w:val="1A1A1A"/>
+                <w:sz w:val="19"/>
+                <w:szCs w:val="19"/>
+              </w:rPr>
+              <w:t xml:space="preserve">Will this exact product sell on this exact day?</w:t>
+            </w:r>
+          </w:p>
+        </w:tc>
+      </w:tr>
+      <w:tr>
+        <w:tc>
+          <w:tcPr>
+            <w:tcW w:type="dxa" w:w="2600"/>
+            <w:shd w:fill="EEF2F6" w:color="auto" w:val="clear"/>
+            <w:tcMar>
+              <w:top w:type="dxa" w:w="70"/>
+              <w:left w:type="dxa" w:w="110"/>
+              <w:bottom w:type="dxa" w:w="70"/>
+              <w:right w:type="dxa" w:w="110"/>
+            </w:tcMar>
+          </w:tcPr>
+          <w:p>
+            <w:pPr>
+              <w:spacing w:after="0" w:line="240"/>
+              <w:jc w:val="left"/>
+            </w:pPr>
+            <w:r>
+              <w:rPr>
+                <w:rFonts w:ascii="Calibri" w:cs="Calibri" w:eastAsia="Calibri" w:hAnsi="Calibri"/>
+                <w:b/>
+                <w:bCs/>
+                <w:color w:val="1A1A1A"/>
+                <w:sz w:val="19"/>
+                <w:szCs w:val="19"/>
+              </w:rPr>
+              <w:t xml:space="preserve">Weekly, item level</w:t>
+            </w:r>
+          </w:p>
+        </w:tc>
+        <w:tc>
+          <w:tcPr>
+            <w:tcW w:type="dxa" w:w="1400"/>
+            <w:shd w:fill="EEF2F6" w:color="auto" w:val="clear"/>
+            <w:tcMar>
+              <w:top w:type="dxa" w:w="70"/>
+              <w:left w:type="dxa" w:w="110"/>
+              <w:bottom w:type="dxa" w:w="70"/>
+              <w:right w:type="dxa" w:w="110"/>
+            </w:tcMar>
+          </w:tcPr>
+          <w:p>
+            <w:pPr>
+              <w:spacing w:after="0" w:line="240"/>
+              <w:jc w:val="right"/>
+            </w:pPr>
+            <w:r>
+              <w:rPr>
+                <w:rFonts w:ascii="Calibri" w:cs="Calibri" w:eastAsia="Calibri" w:hAnsi="Calibri"/>
+                <w:b w:val="false"/>
+                <w:bCs w:val="false"/>
+                <w:color w:val="1A1A1A"/>
+                <w:sz w:val="19"/>
+                <w:szCs w:val="19"/>
+              </w:rPr>
+              <w:t xml:space="preserve">0.3683</w:t>
+            </w:r>
+          </w:p>
+        </w:tc>
+        <w:tc>
+          <w:tcPr>
+            <w:tcW w:type="dxa" w:w="5360"/>
+            <w:shd w:fill="EEF2F6" w:color="auto" w:val="clear"/>
+            <w:tcMar>
+              <w:top w:type="dxa" w:w="70"/>
+              <w:left w:type="dxa" w:w="110"/>
+              <w:bottom w:type="dxa" w:w="70"/>
+              <w:right w:type="dxa" w:w="110"/>
+            </w:tcMar>
+          </w:tcPr>
+          <w:p>
+            <w:pPr>
+              <w:spacing w:after="0" w:line="240"/>
+              <w:jc w:val="right"/>
+            </w:pPr>
+            <w:r>
+              <w:rPr>
+                <w:rFonts w:ascii="Calibri" w:cs="Calibri" w:eastAsia="Calibri" w:hAnsi="Calibri"/>
+                <w:b w:val="false"/>
+                <w:bCs w:val="false"/>
+                <w:color w:val="1A1A1A"/>
+                <w:sz w:val="19"/>
+                <w:szCs w:val="19"/>
+              </w:rPr>
+              <w:t xml:space="preserve">Is the weekly requirement right? (ordering grain)</w:t>
+            </w:r>
+          </w:p>
+        </w:tc>
+      </w:tr>
+      <w:tr>
+        <w:tc>
+          <w:tcPr>
+            <w:tcW w:type="dxa" w:w="2600"/>
+            <w:tcMar>
+              <w:top w:type="dxa" w:w="70"/>
+              <w:left w:type="dxa" w:w="110"/>
+              <w:bottom w:type="dxa" w:w="70"/>
+              <w:right w:type="dxa" w:w="110"/>
+            </w:tcMar>
+          </w:tcPr>
+          <w:p>
+            <w:pPr>
+              <w:spacing w:after="0" w:line="240"/>
+              <w:jc w:val="left"/>
+            </w:pPr>
+            <w:r>
+              <w:rPr>
+                <w:rFonts w:ascii="Calibri" w:cs="Calibri" w:eastAsia="Calibri" w:hAnsi="Calibri"/>
+                <w:b/>
+                <w:bCs/>
+                <w:color w:val="1A1A1A"/>
+                <w:sz w:val="19"/>
+                <w:szCs w:val="19"/>
+              </w:rPr>
+              <w:t xml:space="preserve">Total demand per day</w:t>
+            </w:r>
+          </w:p>
+        </w:tc>
+        <w:tc>
+          <w:tcPr>
+            <w:tcW w:type="dxa" w:w="1400"/>
+            <w:tcMar>
+              <w:top w:type="dxa" w:w="70"/>
+              <w:left w:type="dxa" w:w="110"/>
+              <w:bottom w:type="dxa" w:w="70"/>
+              <w:right w:type="dxa" w:w="110"/>
+            </w:tcMar>
+          </w:tcPr>
+          <w:p>
+            <w:pPr>
+              <w:spacing w:after="0" w:line="240"/>
+              <w:jc w:val="right"/>
+            </w:pPr>
+            <w:r>
+              <w:rPr>
+                <w:rFonts w:ascii="Calibri" w:cs="Calibri" w:eastAsia="Calibri" w:hAnsi="Calibri"/>
+                <w:b w:val="false"/>
+                <w:bCs w:val="false"/>
+                <w:color w:val="1A1A1A"/>
+                <w:sz w:val="19"/>
+                <w:szCs w:val="19"/>
+              </w:rPr>
+              <w:t xml:space="preserve">0.0684</w:t>
+            </w:r>
+          </w:p>
+        </w:tc>
+        <w:tc>
+          <w:tcPr>
+            <w:tcW w:type="dxa" w:w="5360"/>
+            <w:tcMar>
+              <w:top w:type="dxa" w:w="70"/>
+              <w:left w:type="dxa" w:w="110"/>
+              <w:bottom w:type="dxa" w:w="70"/>
+              <w:right w:type="dxa" w:w="110"/>
+            </w:tcMar>
+          </w:tcPr>
+          <w:p>
+            <w:pPr>
+              <w:spacing w:after="0" w:line="240"/>
+              <w:jc w:val="right"/>
+            </w:pPr>
+            <w:r>
+              <w:rPr>
+                <w:rFonts w:ascii="Calibri" w:cs="Calibri" w:eastAsia="Calibri" w:hAnsi="Calibri"/>
+                <w:b w:val="false"/>
+                <w:bCs w:val="false"/>
+                <w:color w:val="1A1A1A"/>
+                <w:sz w:val="19"/>
+                <w:szCs w:val="19"/>
+              </w:rPr>
+              <w:t xml:space="preserve">Is overall demand right? (capacity, staffing)</w:t>
+            </w:r>
+          </w:p>
+        </w:tc>
+      </w:tr>
+    </w:tbl>
+    <w:p>
+      <w:pPr>
+        <w:spacing w:after="0" w:before="0" w:line="276"/>
+      </w:pPr>
+      <w:r>
+        <w:rPr>
+          <w:rFonts w:ascii="Calibri" w:cs="Calibri" w:eastAsia="Calibri" w:hAnsi="Calibri"/>
+          <w:color w:val="1A1A1A"/>
+          <w:sz w:val="21"/>
+          <w:szCs w:val="21"/>
+        </w:rPr>
+        <w:t xml:space="preserve"/>
+      </w:r>
+    </w:p>
+    <w:p>
+      <w:pPr>
+        <w:spacing w:after="120" w:before="0" w:line="276"/>
+      </w:pPr>
+      <w:r>
+        <w:rPr>
+          <w:rFonts w:ascii="Calibri" w:cs="Calibri" w:eastAsia="Calibri" w:hAnsi="Calibri"/>
+          <w:color w:val="1A1A1A"/>
+          <w:sz w:val="21"/>
+          <w:szCs w:val="21"/>
+        </w:rPr>
+        <w:t xml:space="preserve">Nothing changes between these rows except the aggregation. The identical forecast is roughly </w:t>
+      </w:r>
+      <w:r>
+        <w:rPr>
+          <w:rFonts w:ascii="Calibri" w:cs="Calibri" w:eastAsia="Calibri" w:hAnsi="Calibri"/>
+          <w:b/>
+          <w:bCs/>
+          <w:color w:val="1A1A1A"/>
+          <w:sz w:val="21"/>
+          <w:szCs w:val="21"/>
+        </w:rPr>
+        <w:t xml:space="preserve">twice as accurate</w:t>
+      </w:r>
+      <w:r>
+        <w:rPr>
+          <w:rFonts w:ascii="Calibri" w:cs="Calibri" w:eastAsia="Calibri" w:hAnsi="Calibri"/>
+          <w:color w:val="1A1A1A"/>
+          <w:sz w:val="21"/>
+          <w:szCs w:val="21"/>
+        </w:rPr>
+        <w:t xml:space="preserve"> at the weekly grain a planner actually orders on, and tracks total demand to within </w:t>
+      </w:r>
+      <w:r>
+        <w:rPr>
+          <w:rFonts w:ascii="Calibri" w:cs="Calibri" w:eastAsia="Calibri" w:hAnsi="Calibri"/>
+          <w:b/>
+          <w:bCs/>
+          <w:color w:val="1A1A1A"/>
+          <w:sz w:val="21"/>
+          <w:szCs w:val="21"/>
+        </w:rPr>
+        <w:t xml:space="preserve">6.8%</w:t>
+      </w:r>
+      <w:r>
+        <w:rPr>
+          <w:rFonts w:ascii="Calibri" w:cs="Calibri" w:eastAsia="Calibri" w:hAnsi="Calibri"/>
+          <w:color w:val="1A1A1A"/>
+          <w:sz w:val="21"/>
+          <w:szCs w:val="21"/>
+        </w:rPr>
+        <w:t xml:space="preserve">. The daily item-level figure is dominated by the irreducible randomness of which day a purchase falls on, not by model error.</w:t>
+      </w:r>
+    </w:p>
+    <w:p>
+      <w:pPr>
+        <w:pStyle w:val="Heading2"/>
+        <w:spacing w:after="120" w:before="260"/>
+      </w:pPr>
+      <w:r>
+        <w:rPr>
+          <w:rFonts w:ascii="Calibri" w:cs="Calibri" w:eastAsia="Calibri" w:hAnsi="Calibri"/>
+          <w:b/>
+          <w:bCs/>
+          <w:color w:val="0F766E"/>
+          <w:sz w:val="24"/>
+          <w:szCs w:val="24"/>
+        </w:rPr>
+        <w:t xml:space="preserve">10.3 Uncertainty is the answer, not the point forecast</w:t>
+      </w:r>
+    </w:p>
+    <w:p>
+      <w:pPr>
+        <w:spacing w:after="120" w:before="0" w:line="276"/>
+      </w:pPr>
+      <w:r>
+        <w:rPr>
+          <w:rFonts w:ascii="Calibri" w:cs="Calibri" w:eastAsia="Calibri" w:hAnsi="Calibri"/>
+          <w:color w:val="1A1A1A"/>
+          <w:sz w:val="21"/>
+          <w:szCs w:val="21"/>
+        </w:rPr>
+        <w:t xml:space="preserve">For an intermittent series the honest output is a range, not a number. The platform publishes empirical P10-P90 intervals derived from out-of-sample residuals. A slow mover with an expected 0.5 units a day typically carries an interval spanning roughly zero to two units - which is precisely the statement a planner needs.</w:t>
+      </w:r>
+    </w:p>
+    <w:tbl>
+      <w:tblPr>
+        <w:tblW w:type="dxa" w:w="9360"/>
+        <w:tblBorders>
+          <w:top w:val="single" w:color="C9D2DB" w:sz="2"/>
+          <w:left w:val="none"/>
+          <w:bottom w:val="single" w:color="C9D2DB" w:sz="2"/>
+          <w:right w:val="none"/>
+          <w:insideH w:val="single" w:color="DCE3EA" w:sz="1"/>
+          <w:insideV w:val="none"/>
+        </w:tblBorders>
+      </w:tblPr>
+      <w:tblGrid>
+        <w:gridCol w:w="4600"/>
+        <w:gridCol w:w="4760"/>
+      </w:tblGrid>
+      <w:tr>
+        <w:trPr>
+          <w:tblHeader/>
+        </w:trPr>
+        <w:tc>
+          <w:tcPr>
+            <w:tcW w:type="dxa" w:w="4600"/>
+            <w:shd w:fill="0B3C5D" w:color="auto" w:val="clear"/>
+            <w:tcMar>
+              <w:top w:type="dxa" w:w="70"/>
+              <w:left w:type="dxa" w:w="110"/>
+              <w:bottom w:type="dxa" w:w="70"/>
+              <w:right w:type="dxa" w:w="110"/>
+            </w:tcMar>
+          </w:tcPr>
+          <w:p>
+            <w:pPr>
+              <w:spacing w:after="0" w:line="240"/>
+              <w:jc w:val="left"/>
+            </w:pPr>
+            <w:r>
+              <w:rPr>
+                <w:rFonts w:ascii="Calibri" w:cs="Calibri" w:eastAsia="Calibri" w:hAnsi="Calibri"/>
+                <w:b/>
+                <w:bCs/>
+                <w:color w:val="FFFFFF"/>
+                <w:sz w:val="19"/>
+                <w:szCs w:val="19"/>
+              </w:rPr>
+              <w:t xml:space="preserve">Interval property</w:t>
+            </w:r>
+          </w:p>
+        </w:tc>
+        <w:tc>
+          <w:tcPr>
+            <w:tcW w:type="dxa" w:w="4760"/>
+            <w:shd w:fill="0B3C5D" w:color="auto" w:val="clear"/>
+            <w:tcMar>
+              <w:top w:type="dxa" w:w="70"/>
+              <w:left w:type="dxa" w:w="110"/>
+              <w:bottom w:type="dxa" w:w="70"/>
+              <w:right w:type="dxa" w:w="110"/>
+            </w:tcMar>
+          </w:tcPr>
+          <w:p>
+            <w:pPr>
+              <w:spacing w:after="0" w:line="240"/>
+              <w:jc w:val="right"/>
+            </w:pPr>
+            <w:r>
+              <w:rPr>
+                <w:rFonts w:ascii="Calibri" w:cs="Calibri" w:eastAsia="Calibri" w:hAnsi="Calibri"/>
+                <w:b/>
+                <w:bCs/>
+                <w:color w:val="FFFFFF"/>
+                <w:sz w:val="19"/>
+                <w:szCs w:val="19"/>
+              </w:rPr>
+              <w:t xml:space="preserve">Measured on the holdout</w:t>
+            </w:r>
+          </w:p>
+        </w:tc>
+      </w:tr>
+      <w:tr>
+        <w:tc>
+          <w:tcPr>
+            <w:tcW w:type="dxa" w:w="4600"/>
+            <w:tcMar>
+              <w:top w:type="dxa" w:w="70"/>
+              <w:left w:type="dxa" w:w="110"/>
+              <w:bottom w:type="dxa" w:w="70"/>
+              <w:right w:type="dxa" w:w="110"/>
+            </w:tcMar>
+          </w:tcPr>
+          <w:p>
+            <w:pPr>
+              <w:spacing w:after="0" w:line="240"/>
+              <w:jc w:val="left"/>
+            </w:pPr>
+            <w:r>
+              <w:rPr>
+                <w:rFonts w:ascii="Calibri" w:cs="Calibri" w:eastAsia="Calibri" w:hAnsi="Calibri"/>
+                <w:b/>
+                <w:bCs/>
+                <w:color w:val="1A1A1A"/>
+                <w:sz w:val="19"/>
+                <w:szCs w:val="19"/>
+              </w:rPr>
+              <w:t xml:space="preserve">Design target</w:t>
+            </w:r>
+          </w:p>
+        </w:tc>
+        <w:tc>
+          <w:tcPr>
+            <w:tcW w:type="dxa" w:w="4760"/>
+            <w:tcMar>
+              <w:top w:type="dxa" w:w="70"/>
+              <w:left w:type="dxa" w:w="110"/>
+              <w:bottom w:type="dxa" w:w="70"/>
+              <w:right w:type="dxa" w:w="110"/>
+            </w:tcMar>
+          </w:tcPr>
+          <w:p>
+            <w:pPr>
+              <w:spacing w:after="0" w:line="240"/>
+              <w:jc w:val="right"/>
+            </w:pPr>
+            <w:r>
+              <w:rPr>
+                <w:rFonts w:ascii="Calibri" w:cs="Calibri" w:eastAsia="Calibri" w:hAnsi="Calibri"/>
+                <w:b w:val="false"/>
+                <w:bCs w:val="false"/>
+                <w:color w:val="1A1A1A"/>
+                <w:sz w:val="19"/>
+                <w:szCs w:val="19"/>
+              </w:rPr>
+              <w:t xml:space="preserve">80%</w:t>
+            </w:r>
+          </w:p>
+        </w:tc>
+      </w:tr>
+      <w:tr>
+        <w:tc>
+          <w:tcPr>
+            <w:tcW w:type="dxa" w:w="4600"/>
+            <w:shd w:fill="EEF2F6" w:color="auto" w:val="clear"/>
+            <w:tcMar>
+              <w:top w:type="dxa" w:w="70"/>
+              <w:left w:type="dxa" w:w="110"/>
+              <w:bottom w:type="dxa" w:w="70"/>
+              <w:right w:type="dxa" w:w="110"/>
+            </w:tcMar>
+          </w:tcPr>
+          <w:p>
+            <w:pPr>
+              <w:spacing w:after="0" w:line="240"/>
+              <w:jc w:val="left"/>
+            </w:pPr>
+            <w:r>
+              <w:rPr>
+                <w:rFonts w:ascii="Calibri" w:cs="Calibri" w:eastAsia="Calibri" w:hAnsi="Calibri"/>
+                <w:b/>
+                <w:bCs/>
+                <w:color w:val="1A1A1A"/>
+                <w:sz w:val="19"/>
+                <w:szCs w:val="19"/>
+              </w:rPr>
+              <w:t xml:space="preserve">Empirical coverage</w:t>
+            </w:r>
+          </w:p>
+        </w:tc>
+        <w:tc>
+          <w:tcPr>
+            <w:tcW w:type="dxa" w:w="4760"/>
+            <w:shd w:fill="EEF2F6" w:color="auto" w:val="clear"/>
+            <w:tcMar>
+              <w:top w:type="dxa" w:w="70"/>
+              <w:left w:type="dxa" w:w="110"/>
+              <w:bottom w:type="dxa" w:w="70"/>
+              <w:right w:type="dxa" w:w="110"/>
+            </w:tcMar>
+          </w:tcPr>
+          <w:p>
+            <w:pPr>
+              <w:spacing w:after="0" w:line="240"/>
+              <w:jc w:val="right"/>
+            </w:pPr>
+            <w:r>
+              <w:rPr>
+                <w:rFonts w:ascii="Calibri" w:cs="Calibri" w:eastAsia="Calibri" w:hAnsi="Calibri"/>
+                <w:b w:val="false"/>
+                <w:bCs w:val="false"/>
+                <w:color w:val="1A1A1A"/>
+                <w:sz w:val="19"/>
+                <w:szCs w:val="19"/>
+              </w:rPr>
+              <w:t xml:space="preserve">79.4%</w:t>
+            </w:r>
+          </w:p>
+        </w:tc>
+      </w:tr>
+      <w:tr>
+        <w:tc>
+          <w:tcPr>
+            <w:tcW w:type="dxa" w:w="4600"/>
+            <w:tcMar>
+              <w:top w:type="dxa" w:w="70"/>
+              <w:left w:type="dxa" w:w="110"/>
+              <w:bottom w:type="dxa" w:w="70"/>
+              <w:right w:type="dxa" w:w="110"/>
+            </w:tcMar>
+          </w:tcPr>
+          <w:p>
+            <w:pPr>
+              <w:spacing w:after="0" w:line="240"/>
+              <w:jc w:val="left"/>
+            </w:pPr>
+            <w:r>
+              <w:rPr>
+                <w:rFonts w:ascii="Calibri" w:cs="Calibri" w:eastAsia="Calibri" w:hAnsi="Calibri"/>
+                <w:b/>
+                <w:bCs/>
+                <w:color w:val="1A1A1A"/>
+                <w:sz w:val="19"/>
+                <w:szCs w:val="19"/>
+              </w:rPr>
+              <w:t xml:space="preserve">Actuals below P10</w:t>
+            </w:r>
+          </w:p>
+        </w:tc>
+        <w:tc>
+          <w:tcPr>
+            <w:tcW w:type="dxa" w:w="4760"/>
+            <w:tcMar>
+              <w:top w:type="dxa" w:w="70"/>
+              <w:left w:type="dxa" w:w="110"/>
+              <w:bottom w:type="dxa" w:w="70"/>
+              <w:right w:type="dxa" w:w="110"/>
+            </w:tcMar>
+          </w:tcPr>
+          <w:p>
+            <w:pPr>
+              <w:spacing w:after="0" w:line="240"/>
+              <w:jc w:val="right"/>
+            </w:pPr>
+            <w:r>
+              <w:rPr>
+                <w:rFonts w:ascii="Calibri" w:cs="Calibri" w:eastAsia="Calibri" w:hAnsi="Calibri"/>
+                <w:b w:val="false"/>
+                <w:bCs w:val="false"/>
+                <w:color w:val="1A1A1A"/>
+                <w:sz w:val="19"/>
+                <w:szCs w:val="19"/>
+              </w:rPr>
+              <w:t xml:space="preserve">9.7%</w:t>
+            </w:r>
+          </w:p>
+        </w:tc>
+      </w:tr>
+      <w:tr>
+        <w:tc>
+          <w:tcPr>
+            <w:tcW w:type="dxa" w:w="4600"/>
+            <w:shd w:fill="EEF2F6" w:color="auto" w:val="clear"/>
+            <w:tcMar>
+              <w:top w:type="dxa" w:w="70"/>
+              <w:left w:type="dxa" w:w="110"/>
+              <w:bottom w:type="dxa" w:w="70"/>
+              <w:right w:type="dxa" w:w="110"/>
+            </w:tcMar>
+          </w:tcPr>
+          <w:p>
+            <w:pPr>
+              <w:spacing w:after="0" w:line="240"/>
+              <w:jc w:val="left"/>
+            </w:pPr>
+            <w:r>
+              <w:rPr>
+                <w:rFonts w:ascii="Calibri" w:cs="Calibri" w:eastAsia="Calibri" w:hAnsi="Calibri"/>
+                <w:b/>
+                <w:bCs/>
+                <w:color w:val="1A1A1A"/>
+                <w:sz w:val="19"/>
+                <w:szCs w:val="19"/>
+              </w:rPr>
+              <w:t xml:space="preserve">Actuals above P90</w:t>
+            </w:r>
+          </w:p>
+        </w:tc>
+        <w:tc>
+          <w:tcPr>
+            <w:tcW w:type="dxa" w:w="4760"/>
+            <w:shd w:fill="EEF2F6" w:color="auto" w:val="clear"/>
+            <w:tcMar>
+              <w:top w:type="dxa" w:w="70"/>
+              <w:left w:type="dxa" w:w="110"/>
+              <w:bottom w:type="dxa" w:w="70"/>
+              <w:right w:type="dxa" w:w="110"/>
+            </w:tcMar>
+          </w:tcPr>
+          <w:p>
+            <w:pPr>
+              <w:spacing w:after="0" w:line="240"/>
+              <w:jc w:val="right"/>
+            </w:pPr>
+            <w:r>
+              <w:rPr>
+                <w:rFonts w:ascii="Calibri" w:cs="Calibri" w:eastAsia="Calibri" w:hAnsi="Calibri"/>
+                <w:b w:val="false"/>
+                <w:bCs w:val="false"/>
+                <w:color w:val="1A1A1A"/>
+                <w:sz w:val="19"/>
+                <w:szCs w:val="19"/>
+              </w:rPr>
+              <w:t xml:space="preserve">10.8%</w:t>
+            </w:r>
+          </w:p>
+        </w:tc>
+      </w:tr>
+      <w:tr>
+        <w:tc>
+          <w:tcPr>
+            <w:tcW w:type="dxa" w:w="4600"/>
+            <w:tcMar>
+              <w:top w:type="dxa" w:w="70"/>
+              <w:left w:type="dxa" w:w="110"/>
+              <w:bottom w:type="dxa" w:w="70"/>
+              <w:right w:type="dxa" w:w="110"/>
+            </w:tcMar>
+          </w:tcPr>
+          <w:p>
+            <w:pPr>
+              <w:spacing w:after="0" w:line="240"/>
+              <w:jc w:val="left"/>
+            </w:pPr>
+            <w:r>
+              <w:rPr>
+                <w:rFonts w:ascii="Calibri" w:cs="Calibri" w:eastAsia="Calibri" w:hAnsi="Calibri"/>
+                <w:b/>
+                <w:bCs/>
+                <w:color w:val="1A1A1A"/>
+                <w:sz w:val="19"/>
+                <w:szCs w:val="19"/>
+              </w:rPr>
+              <w:t xml:space="preserve">Evaluation points</w:t>
+            </w:r>
+          </w:p>
+        </w:tc>
+        <w:tc>
+          <w:tcPr>
+            <w:tcW w:type="dxa" w:w="4760"/>
+            <w:tcMar>
+              <w:top w:type="dxa" w:w="70"/>
+              <w:left w:type="dxa" w:w="110"/>
+              <w:bottom w:type="dxa" w:w="70"/>
+              <w:right w:type="dxa" w:w="110"/>
+            </w:tcMar>
+          </w:tcPr>
+          <w:p>
+            <w:pPr>
+              <w:spacing w:after="0" w:line="240"/>
+              <w:jc w:val="right"/>
+            </w:pPr>
+            <w:r>
+              <w:rPr>
+                <w:rFonts w:ascii="Calibri" w:cs="Calibri" w:eastAsia="Calibri" w:hAnsi="Calibri"/>
+                <w:b w:val="false"/>
+                <w:bCs w:val="false"/>
+                <w:color w:val="1A1A1A"/>
+                <w:sz w:val="19"/>
+                <w:szCs w:val="19"/>
+              </w:rPr>
+              <w:t xml:space="preserve">853,624</w:t>
+            </w:r>
+          </w:p>
+        </w:tc>
+      </w:tr>
+    </w:tbl>
+    <w:p>
+      <w:pPr>
+        <w:spacing w:after="0" w:before="0" w:line="276"/>
+      </w:pPr>
+      <w:r>
+        <w:rPr>
+          <w:rFonts w:ascii="Calibri" w:cs="Calibri" w:eastAsia="Calibri" w:hAnsi="Calibri"/>
+          <w:color w:val="1A1A1A"/>
+          <w:sz w:val="21"/>
+          <w:szCs w:val="21"/>
+        </w:rPr>
+        <w:t xml:space="preserve"/>
+      </w:r>
+    </w:p>
+    <w:p>
+      <w:pPr>
+        <w:shd w:fill="F7F9FB" w:color="auto" w:val="clear"/>
+        <w:spacing w:after="0" w:before="100" w:line="276"/>
+      </w:pPr>
+      <w:r>
+        <w:rPr>
+          <w:rFonts w:ascii="Calibri" w:cs="Calibri" w:eastAsia="Calibri" w:hAnsi="Calibri"/>
+          <w:b/>
+          <w:bCs/>
+          <w:color w:val="0B3C5D"/>
+          <w:sz w:val="21"/>
+          <w:szCs w:val="21"/>
+        </w:rPr>
+        <w:t xml:space="preserve">A defect this analysis uncovered</w:t>
+      </w:r>
+    </w:p>
+    <w:p>
+      <w:pPr>
+        <w:shd w:fill="F7F9FB" w:color="auto" w:val="clear"/>
+        <w:spacing w:after="160" w:before="0" w:line="276"/>
+      </w:pPr>
+      <w:r>
+        <w:rPr>
+          <w:rFonts w:ascii="Calibri" w:cs="Calibri" w:eastAsia="Calibri" w:hAnsi="Calibri"/>
+          <w:color w:val="1A1A1A"/>
+          <w:sz w:val="21"/>
+          <w:szCs w:val="21"/>
+        </w:rPr>
+        <w:t xml:space="preserve">Reviewing these charts revealed that the P10-P90 band had never rendered in the application. PyArrow infers a partitioned dataset's schema from its first fragment; the backtest folds carry no interval columns while the holdout does, so reading the forecast store silently dropped those columns everywhere. No error was raised - the chart simply found no interval present and drew nothing. The loader now unifies schemas across fragments, and a regression test pins the behaviour. The band was the single most useful element missing from exactly the charts that looked least convincing.</w:t>
+      </w:r>
+    </w:p>
+    <w:p>
+      <w:pPr>
+        <w:pStyle w:val="Heading2"/>
+        <w:spacing w:after="120" w:before="260"/>
+      </w:pPr>
+      <w:r>
+        <w:rPr>
+          <w:rFonts w:ascii="Calibri" w:cs="Calibri" w:eastAsia="Calibri" w:hAnsi="Calibri"/>
+          <w:b/>
+          <w:bCs/>
+          <w:color w:val="0F766E"/>
+          <w:sz w:val="24"/>
+          <w:szCs w:val="24"/>
+        </w:rPr>
+        <w:t xml:space="preserve">10.4 Accuracy is not uniform across the assortment</w:t>
+      </w:r>
+    </w:p>
+    <w:p>
+      <w:pPr>
+        <w:spacing w:after="120" w:before="0" w:line="276"/>
+      </w:pPr>
+      <w:r>
+        <w:rPr>
+          <w:rFonts w:ascii="Calibri" w:cs="Calibri" w:eastAsia="Calibri" w:hAnsi="Calibri"/>
+          <w:color w:val="1A1A1A"/>
+          <w:sz w:val="21"/>
+          <w:szCs w:val="21"/>
+        </w:rPr>
+        <w:t xml:space="preserve">Error concentrates in slow-moving products, which dominate the row count while contributing a small share of units.</w:t>
+      </w:r>
+    </w:p>
+    <w:tbl>
+      <w:tblPr>
+        <w:tblW w:type="dxa" w:w="9360"/>
+        <w:tblBorders>
+          <w:top w:val="single" w:color="C9D2DB" w:sz="2"/>
+          <w:left w:val="none"/>
+          <w:bottom w:val="single" w:color="C9D2DB" w:sz="2"/>
+          <w:right w:val="none"/>
+          <w:insideH w:val="single" w:color="DCE3EA" w:sz="1"/>
+          <w:insideV w:val="none"/>
+        </w:tblBorders>
+      </w:tblPr>
+      <w:tblGrid>
+        <w:gridCol w:w="2600"/>
+        <w:gridCol w:w="2100"/>
+        <w:gridCol w:w="2400"/>
+        <w:gridCol w:w="2260"/>
+      </w:tblGrid>
+      <w:tr>
+        <w:trPr>
+          <w:tblHeader/>
+        </w:trPr>
+        <w:tc>
+          <w:tcPr>
+            <w:tcW w:type="dxa" w:w="2600"/>
+            <w:shd w:fill="0B3C5D" w:color="auto" w:val="clear"/>
+            <w:tcMar>
+              <w:top w:type="dxa" w:w="70"/>
+              <w:left w:type="dxa" w:w="110"/>
+              <w:bottom w:type="dxa" w:w="70"/>
+              <w:right w:type="dxa" w:w="110"/>
+            </w:tcMar>
+          </w:tcPr>
+          <w:p>
+            <w:pPr>
+              <w:spacing w:after="0" w:line="240"/>
+              <w:jc w:val="left"/>
+            </w:pPr>
+            <w:r>
+              <w:rPr>
+                <w:rFonts w:ascii="Calibri" w:cs="Calibri" w:eastAsia="Calibri" w:hAnsi="Calibri"/>
+                <w:b/>
+                <w:bCs/>
+                <w:color w:val="FFFFFF"/>
+                <w:sz w:val="19"/>
+                <w:szCs w:val="19"/>
+              </w:rPr>
+              <w:t xml:space="preserve">Sales velocity</w:t>
+            </w:r>
+          </w:p>
+        </w:tc>
+        <w:tc>
+          <w:tcPr>
+            <w:tcW w:type="dxa" w:w="2100"/>
+            <w:shd w:fill="0B3C5D" w:color="auto" w:val="clear"/>
+            <w:tcMar>
+              <w:top w:type="dxa" w:w="70"/>
+              <w:left w:type="dxa" w:w="110"/>
+              <w:bottom w:type="dxa" w:w="70"/>
+              <w:right w:type="dxa" w:w="110"/>
+            </w:tcMar>
+          </w:tcPr>
+          <w:p>
+            <w:pPr>
+              <w:spacing w:after="0" w:line="240"/>
+              <w:jc w:val="right"/>
+            </w:pPr>
+            <w:r>
+              <w:rPr>
+                <w:rFonts w:ascii="Calibri" w:cs="Calibri" w:eastAsia="Calibri" w:hAnsi="Calibri"/>
+                <w:b/>
+                <w:bCs/>
+                <w:color w:val="FFFFFF"/>
+                <w:sz w:val="19"/>
+                <w:szCs w:val="19"/>
+              </w:rPr>
+              <w:t xml:space="preserve">WAPE</w:t>
+            </w:r>
+          </w:p>
+        </w:tc>
+        <w:tc>
+          <w:tcPr>
+            <w:tcW w:type="dxa" w:w="2400"/>
+            <w:shd w:fill="0B3C5D" w:color="auto" w:val="clear"/>
+            <w:tcMar>
+              <w:top w:type="dxa" w:w="70"/>
+              <w:left w:type="dxa" w:w="110"/>
+              <w:bottom w:type="dxa" w:w="70"/>
+              <w:right w:type="dxa" w:w="110"/>
+            </w:tcMar>
+          </w:tcPr>
+          <w:p>
+            <w:pPr>
+              <w:spacing w:after="0" w:line="240"/>
+              <w:jc w:val="right"/>
+            </w:pPr>
+            <w:r>
+              <w:rPr>
+                <w:rFonts w:ascii="Calibri" w:cs="Calibri" w:eastAsia="Calibri" w:hAnsi="Calibri"/>
+                <w:b/>
+                <w:bCs/>
+                <w:color w:val="FFFFFF"/>
+                <w:sz w:val="19"/>
+                <w:szCs w:val="19"/>
+              </w:rPr>
+              <w:t xml:space="preserve">Mean units/day</w:t>
+            </w:r>
+          </w:p>
+        </w:tc>
+        <w:tc>
+          <w:tcPr>
+            <w:tcW w:type="dxa" w:w="2260"/>
+            <w:shd w:fill="0B3C5D" w:color="auto" w:val="clear"/>
+            <w:tcMar>
+              <w:top w:type="dxa" w:w="70"/>
+              <w:left w:type="dxa" w:w="110"/>
+              <w:bottom w:type="dxa" w:w="70"/>
+              <w:right w:type="dxa" w:w="110"/>
+            </w:tcMar>
+          </w:tcPr>
+          <w:p>
+            <w:pPr>
+              <w:spacing w:after="0" w:line="240"/>
+              <w:jc w:val="right"/>
+            </w:pPr>
+            <w:r>
+              <w:rPr>
+                <w:rFonts w:ascii="Calibri" w:cs="Calibri" w:eastAsia="Calibri" w:hAnsi="Calibri"/>
+                <w:b/>
+                <w:bCs/>
+                <w:color w:val="FFFFFF"/>
+                <w:sz w:val="19"/>
+                <w:szCs w:val="19"/>
+              </w:rPr>
+              <w:t xml:space="preserve">Share of units</w:t>
+            </w:r>
+          </w:p>
+        </w:tc>
+      </w:tr>
+      <w:tr>
+        <w:tc>
+          <w:tcPr>
+            <w:tcW w:type="dxa" w:w="2600"/>
+            <w:tcMar>
+              <w:top w:type="dxa" w:w="70"/>
+              <w:left w:type="dxa" w:w="110"/>
+              <w:bottom w:type="dxa" w:w="70"/>
+              <w:right w:type="dxa" w:w="110"/>
+            </w:tcMar>
+          </w:tcPr>
+          <w:p>
+            <w:pPr>
+              <w:spacing w:after="0" w:line="240"/>
+              <w:jc w:val="left"/>
+            </w:pPr>
+            <w:r>
+              <w:rPr>
+                <w:rFonts w:ascii="Calibri" w:cs="Calibri" w:eastAsia="Calibri" w:hAnsi="Calibri"/>
+                <w:b/>
+                <w:bCs/>
+                <w:color w:val="1A1A1A"/>
+                <w:sz w:val="19"/>
+                <w:szCs w:val="19"/>
+              </w:rPr>
+              <w:t xml:space="preserve">Top seller</w:t>
+            </w:r>
+          </w:p>
+        </w:tc>
+        <w:tc>
+          <w:tcPr>
+            <w:tcW w:type="dxa" w:w="2100"/>
+            <w:tcMar>
+              <w:top w:type="dxa" w:w="70"/>
+              <w:left w:type="dxa" w:w="110"/>
+              <w:bottom w:type="dxa" w:w="70"/>
+              <w:right w:type="dxa" w:w="110"/>
+            </w:tcMar>
+          </w:tcPr>
+          <w:p>
+            <w:pPr>
+              <w:spacing w:after="0" w:line="240"/>
+              <w:jc w:val="right"/>
+            </w:pPr>
+            <w:r>
+              <w:rPr>
+                <w:rFonts w:ascii="Calibri" w:cs="Calibri" w:eastAsia="Calibri" w:hAnsi="Calibri"/>
+                <w:b w:val="false"/>
+                <w:bCs w:val="false"/>
+                <w:color w:val="1A1A1A"/>
+                <w:sz w:val="19"/>
+                <w:szCs w:val="19"/>
+              </w:rPr>
+              <w:t xml:space="preserve">0.5110</w:t>
+            </w:r>
+          </w:p>
+        </w:tc>
+        <w:tc>
+          <w:tcPr>
+            <w:tcW w:type="dxa" w:w="2400"/>
+            <w:tcMar>
+              <w:top w:type="dxa" w:w="70"/>
+              <w:left w:type="dxa" w:w="110"/>
+              <w:bottom w:type="dxa" w:w="70"/>
+              <w:right w:type="dxa" w:w="110"/>
+            </w:tcMar>
+          </w:tcPr>
+          <w:p>
+            <w:pPr>
+              <w:spacing w:after="0" w:line="240"/>
+              <w:jc w:val="right"/>
+            </w:pPr>
+            <w:r>
+              <w:rPr>
+                <w:rFonts w:ascii="Calibri" w:cs="Calibri" w:eastAsia="Calibri" w:hAnsi="Calibri"/>
+                <w:b w:val="false"/>
+                <w:bCs w:val="false"/>
+                <w:color w:val="1A1A1A"/>
+                <w:sz w:val="19"/>
+                <w:szCs w:val="19"/>
+              </w:rPr>
+              <w:t xml:space="preserve">6.32</w:t>
+            </w:r>
+          </w:p>
+        </w:tc>
+        <w:tc>
+          <w:tcPr>
+            <w:tcW w:type="dxa" w:w="2260"/>
+            <w:tcMar>
+              <w:top w:type="dxa" w:w="70"/>
+              <w:left w:type="dxa" w:w="110"/>
+              <w:bottom w:type="dxa" w:w="70"/>
+              <w:right w:type="dxa" w:w="110"/>
+            </w:tcMar>
+          </w:tcPr>
+          <w:p>
+            <w:pPr>
+              <w:spacing w:after="0" w:line="240"/>
+              <w:jc w:val="right"/>
+            </w:pPr>
+            <w:r>
+              <w:rPr>
+                <w:rFonts w:ascii="Calibri" w:cs="Calibri" w:eastAsia="Calibri" w:hAnsi="Calibri"/>
+                <w:b w:val="false"/>
+                <w:bCs w:val="false"/>
+                <w:color w:val="1A1A1A"/>
+                <w:sz w:val="19"/>
+                <w:szCs w:val="19"/>
+              </w:rPr>
+              <w:t xml:space="preserve">43.8%</w:t>
+            </w:r>
+          </w:p>
+        </w:tc>
+      </w:tr>
+      <w:tr>
+        <w:tc>
+          <w:tcPr>
+            <w:tcW w:type="dxa" w:w="2600"/>
+            <w:shd w:fill="EEF2F6" w:color="auto" w:val="clear"/>
+            <w:tcMar>
+              <w:top w:type="dxa" w:w="70"/>
+              <w:left w:type="dxa" w:w="110"/>
+              <w:bottom w:type="dxa" w:w="70"/>
+              <w:right w:type="dxa" w:w="110"/>
+            </w:tcMar>
+          </w:tcPr>
+          <w:p>
+            <w:pPr>
+              <w:spacing w:after="0" w:line="240"/>
+              <w:jc w:val="left"/>
+            </w:pPr>
+            <w:r>
+              <w:rPr>
+                <w:rFonts w:ascii="Calibri" w:cs="Calibri" w:eastAsia="Calibri" w:hAnsi="Calibri"/>
+                <w:b/>
+                <w:bCs/>
+                <w:color w:val="1A1A1A"/>
+                <w:sz w:val="19"/>
+                <w:szCs w:val="19"/>
+              </w:rPr>
+              <w:t xml:space="preserve">Fast mover</w:t>
+            </w:r>
+          </w:p>
+        </w:tc>
+        <w:tc>
+          <w:tcPr>
+            <w:tcW w:type="dxa" w:w="2100"/>
+            <w:shd w:fill="EEF2F6" w:color="auto" w:val="clear"/>
+            <w:tcMar>
+              <w:top w:type="dxa" w:w="70"/>
+              <w:left w:type="dxa" w:w="110"/>
+              <w:bottom w:type="dxa" w:w="70"/>
+              <w:right w:type="dxa" w:w="110"/>
+            </w:tcMar>
+          </w:tcPr>
+          <w:p>
+            <w:pPr>
+              <w:spacing w:after="0" w:line="240"/>
+              <w:jc w:val="right"/>
+            </w:pPr>
+            <w:r>
+              <w:rPr>
+                <w:rFonts w:ascii="Calibri" w:cs="Calibri" w:eastAsia="Calibri" w:hAnsi="Calibri"/>
+                <w:b w:val="false"/>
+                <w:bCs w:val="false"/>
+                <w:color w:val="1A1A1A"/>
+                <w:sz w:val="19"/>
+                <w:szCs w:val="19"/>
+              </w:rPr>
+              <w:t xml:space="preserve">0.7070</w:t>
+            </w:r>
+          </w:p>
+        </w:tc>
+        <w:tc>
+          <w:tcPr>
+            <w:tcW w:type="dxa" w:w="2400"/>
+            <w:shd w:fill="EEF2F6" w:color="auto" w:val="clear"/>
+            <w:tcMar>
+              <w:top w:type="dxa" w:w="70"/>
+              <w:left w:type="dxa" w:w="110"/>
+              <w:bottom w:type="dxa" w:w="70"/>
+              <w:right w:type="dxa" w:w="110"/>
+            </w:tcMar>
+          </w:tcPr>
+          <w:p>
+            <w:pPr>
+              <w:spacing w:after="0" w:line="240"/>
+              <w:jc w:val="right"/>
+            </w:pPr>
+            <w:r>
+              <w:rPr>
+                <w:rFonts w:ascii="Calibri" w:cs="Calibri" w:eastAsia="Calibri" w:hAnsi="Calibri"/>
+                <w:b w:val="false"/>
+                <w:bCs w:val="false"/>
+                <w:color w:val="1A1A1A"/>
+                <w:sz w:val="19"/>
+                <w:szCs w:val="19"/>
+              </w:rPr>
+              <w:t xml:space="preserve">1.89</w:t>
+            </w:r>
+          </w:p>
+        </w:tc>
+        <w:tc>
+          <w:tcPr>
+            <w:tcW w:type="dxa" w:w="2260"/>
+            <w:shd w:fill="EEF2F6" w:color="auto" w:val="clear"/>
+            <w:tcMar>
+              <w:top w:type="dxa" w:w="70"/>
+              <w:left w:type="dxa" w:w="110"/>
+              <w:bottom w:type="dxa" w:w="70"/>
+              <w:right w:type="dxa" w:w="110"/>
+            </w:tcMar>
+          </w:tcPr>
+          <w:p>
+            <w:pPr>
+              <w:spacing w:after="0" w:line="240"/>
+              <w:jc w:val="right"/>
+            </w:pPr>
+            <w:r>
+              <w:rPr>
+                <w:rFonts w:ascii="Calibri" w:cs="Calibri" w:eastAsia="Calibri" w:hAnsi="Calibri"/>
+                <w:b w:val="false"/>
+                <w:bCs w:val="false"/>
+                <w:color w:val="1A1A1A"/>
+                <w:sz w:val="19"/>
+                <w:szCs w:val="19"/>
+              </w:rPr>
+              <w:t xml:space="preserve">26.3%</w:t>
+            </w:r>
+          </w:p>
+        </w:tc>
+      </w:tr>
+      <w:tr>
+        <w:tc>
+          <w:tcPr>
+            <w:tcW w:type="dxa" w:w="2600"/>
+            <w:tcMar>
+              <w:top w:type="dxa" w:w="70"/>
+              <w:left w:type="dxa" w:w="110"/>
+              <w:bottom w:type="dxa" w:w="70"/>
+              <w:right w:type="dxa" w:w="110"/>
+            </w:tcMar>
+          </w:tcPr>
+          <w:p>
+            <w:pPr>
+              <w:spacing w:after="0" w:line="240"/>
+              <w:jc w:val="left"/>
+            </w:pPr>
+            <w:r>
+              <w:rPr>
+                <w:rFonts w:ascii="Calibri" w:cs="Calibri" w:eastAsia="Calibri" w:hAnsi="Calibri"/>
+                <w:b/>
+                <w:bCs/>
+                <w:color w:val="1A1A1A"/>
+                <w:sz w:val="19"/>
+                <w:szCs w:val="19"/>
+              </w:rPr>
+              <w:t xml:space="preserve">Steady</w:t>
+            </w:r>
+          </w:p>
+        </w:tc>
+        <w:tc>
+          <w:tcPr>
+            <w:tcW w:type="dxa" w:w="2100"/>
+            <w:tcMar>
+              <w:top w:type="dxa" w:w="70"/>
+              <w:left w:type="dxa" w:w="110"/>
+              <w:bottom w:type="dxa" w:w="70"/>
+              <w:right w:type="dxa" w:w="110"/>
+            </w:tcMar>
+          </w:tcPr>
+          <w:p>
+            <w:pPr>
+              <w:spacing w:after="0" w:line="240"/>
+              <w:jc w:val="right"/>
+            </w:pPr>
+            <w:r>
+              <w:rPr>
+                <w:rFonts w:ascii="Calibri" w:cs="Calibri" w:eastAsia="Calibri" w:hAnsi="Calibri"/>
+                <w:b w:val="false"/>
+                <w:bCs w:val="false"/>
+                <w:color w:val="1A1A1A"/>
+                <w:sz w:val="19"/>
+                <w:szCs w:val="19"/>
+              </w:rPr>
+              <w:t xml:space="preserve">0.9300</w:t>
+            </w:r>
+          </w:p>
+        </w:tc>
+        <w:tc>
+          <w:tcPr>
+            <w:tcW w:type="dxa" w:w="2400"/>
+            <w:tcMar>
+              <w:top w:type="dxa" w:w="70"/>
+              <w:left w:type="dxa" w:w="110"/>
+              <w:bottom w:type="dxa" w:w="70"/>
+              <w:right w:type="dxa" w:w="110"/>
+            </w:tcMar>
+          </w:tcPr>
+          <w:p>
+            <w:pPr>
+              <w:spacing w:after="0" w:line="240"/>
+              <w:jc w:val="right"/>
+            </w:pPr>
+            <w:r>
+              <w:rPr>
+                <w:rFonts w:ascii="Calibri" w:cs="Calibri" w:eastAsia="Calibri" w:hAnsi="Calibri"/>
+                <w:b w:val="false"/>
+                <w:bCs w:val="false"/>
+                <w:color w:val="1A1A1A"/>
+                <w:sz w:val="19"/>
+                <w:szCs w:val="19"/>
+              </w:rPr>
+              <w:t xml:space="preserve">0.89</w:t>
+            </w:r>
+          </w:p>
+        </w:tc>
+        <w:tc>
+          <w:tcPr>
+            <w:tcW w:type="dxa" w:w="2260"/>
+            <w:tcMar>
+              <w:top w:type="dxa" w:w="70"/>
+              <w:left w:type="dxa" w:w="110"/>
+              <w:bottom w:type="dxa" w:w="70"/>
+              <w:right w:type="dxa" w:w="110"/>
+            </w:tcMar>
+          </w:tcPr>
+          <w:p>
+            <w:pPr>
+              <w:spacing w:after="0" w:line="240"/>
+              <w:jc w:val="right"/>
+            </w:pPr>
+            <w:r>
+              <w:rPr>
+                <w:rFonts w:ascii="Calibri" w:cs="Calibri" w:eastAsia="Calibri" w:hAnsi="Calibri"/>
+                <w:b w:val="false"/>
+                <w:bCs w:val="false"/>
+                <w:color w:val="1A1A1A"/>
+                <w:sz w:val="19"/>
+                <w:szCs w:val="19"/>
+              </w:rPr>
+              <w:t xml:space="preserve">18.6%</w:t>
+            </w:r>
+          </w:p>
+        </w:tc>
+      </w:tr>
+      <w:tr>
+        <w:tc>
+          <w:tcPr>
+            <w:tcW w:type="dxa" w:w="2600"/>
+            <w:shd w:fill="EEF2F6" w:color="auto" w:val="clear"/>
+            <w:tcMar>
+              <w:top w:type="dxa" w:w="70"/>
+              <w:left w:type="dxa" w:w="110"/>
+              <w:bottom w:type="dxa" w:w="70"/>
+              <w:right w:type="dxa" w:w="110"/>
+            </w:tcMar>
+          </w:tcPr>
+          <w:p>
+            <w:pPr>
+              <w:spacing w:after="0" w:line="240"/>
+              <w:jc w:val="left"/>
+            </w:pPr>
+            <w:r>
+              <w:rPr>
+                <w:rFonts w:ascii="Calibri" w:cs="Calibri" w:eastAsia="Calibri" w:hAnsi="Calibri"/>
+                <w:b/>
+                <w:bCs/>
+                <w:color w:val="1A1A1A"/>
+                <w:sz w:val="19"/>
+                <w:szCs w:val="19"/>
+              </w:rPr>
+              <w:t xml:space="preserve">Slow mover</w:t>
+            </w:r>
+          </w:p>
+        </w:tc>
+        <w:tc>
+          <w:tcPr>
+            <w:tcW w:type="dxa" w:w="2100"/>
+            <w:shd w:fill="EEF2F6" w:color="auto" w:val="clear"/>
+            <w:tcMar>
+              <w:top w:type="dxa" w:w="70"/>
+              <w:left w:type="dxa" w:w="110"/>
+              <w:bottom w:type="dxa" w:w="70"/>
+              <w:right w:type="dxa" w:w="110"/>
+            </w:tcMar>
+          </w:tcPr>
+          <w:p>
+            <w:pPr>
+              <w:spacing w:after="0" w:line="240"/>
+              <w:jc w:val="right"/>
+            </w:pPr>
+            <w:r>
+              <w:rPr>
+                <w:rFonts w:ascii="Calibri" w:cs="Calibri" w:eastAsia="Calibri" w:hAnsi="Calibri"/>
+                <w:b w:val="false"/>
+                <w:bCs w:val="false"/>
+                <w:color w:val="1A1A1A"/>
+                <w:sz w:val="19"/>
+                <w:szCs w:val="19"/>
+              </w:rPr>
+              <w:t xml:space="preserve">1.1580</w:t>
+            </w:r>
+          </w:p>
+        </w:tc>
+        <w:tc>
+          <w:tcPr>
+            <w:tcW w:type="dxa" w:w="2400"/>
+            <w:shd w:fill="EEF2F6" w:color="auto" w:val="clear"/>
+            <w:tcMar>
+              <w:top w:type="dxa" w:w="70"/>
+              <w:left w:type="dxa" w:w="110"/>
+              <w:bottom w:type="dxa" w:w="70"/>
+              <w:right w:type="dxa" w:w="110"/>
+            </w:tcMar>
+          </w:tcPr>
+          <w:p>
+            <w:pPr>
+              <w:spacing w:after="0" w:line="240"/>
+              <w:jc w:val="right"/>
+            </w:pPr>
+            <w:r>
+              <w:rPr>
+                <w:rFonts w:ascii="Calibri" w:cs="Calibri" w:eastAsia="Calibri" w:hAnsi="Calibri"/>
+                <w:b w:val="false"/>
+                <w:bCs w:val="false"/>
+                <w:color w:val="1A1A1A"/>
+                <w:sz w:val="19"/>
+                <w:szCs w:val="19"/>
+              </w:rPr>
+              <w:t xml:space="preserve">0.49</w:t>
+            </w:r>
+          </w:p>
+        </w:tc>
+        <w:tc>
+          <w:tcPr>
+            <w:tcW w:type="dxa" w:w="2260"/>
+            <w:shd w:fill="EEF2F6" w:color="auto" w:val="clear"/>
+            <w:tcMar>
+              <w:top w:type="dxa" w:w="70"/>
+              <w:left w:type="dxa" w:w="110"/>
+              <w:bottom w:type="dxa" w:w="70"/>
+              <w:right w:type="dxa" w:w="110"/>
+            </w:tcMar>
+          </w:tcPr>
+          <w:p>
+            <w:pPr>
+              <w:spacing w:after="0" w:line="240"/>
+              <w:jc w:val="right"/>
+            </w:pPr>
+            <w:r>
+              <w:rPr>
+                <w:rFonts w:ascii="Calibri" w:cs="Calibri" w:eastAsia="Calibri" w:hAnsi="Calibri"/>
+                <w:b w:val="false"/>
+                <w:bCs w:val="false"/>
+                <w:color w:val="1A1A1A"/>
+                <w:sz w:val="19"/>
+                <w:szCs w:val="19"/>
+              </w:rPr>
+              <w:t xml:space="preserve">8.5%</w:t>
+            </w:r>
+          </w:p>
+        </w:tc>
+      </w:tr>
+      <w:tr>
+        <w:tc>
+          <w:tcPr>
+            <w:tcW w:type="dxa" w:w="2600"/>
+            <w:tcMar>
+              <w:top w:type="dxa" w:w="70"/>
+              <w:left w:type="dxa" w:w="110"/>
+              <w:bottom w:type="dxa" w:w="70"/>
+              <w:right w:type="dxa" w:w="110"/>
+            </w:tcMar>
+          </w:tcPr>
+          <w:p>
+            <w:pPr>
+              <w:spacing w:after="0" w:line="240"/>
+              <w:jc w:val="left"/>
+            </w:pPr>
+            <w:r>
+              <w:rPr>
+                <w:rFonts w:ascii="Calibri" w:cs="Calibri" w:eastAsia="Calibri" w:hAnsi="Calibri"/>
+                <w:b/>
+                <w:bCs/>
+                <w:color w:val="1A1A1A"/>
+                <w:sz w:val="19"/>
+                <w:szCs w:val="19"/>
+              </w:rPr>
+              <w:t xml:space="preserve">Very slow</w:t>
+            </w:r>
+          </w:p>
+        </w:tc>
+        <w:tc>
+          <w:tcPr>
+            <w:tcW w:type="dxa" w:w="2100"/>
+            <w:tcMar>
+              <w:top w:type="dxa" w:w="70"/>
+              <w:left w:type="dxa" w:w="110"/>
+              <w:bottom w:type="dxa" w:w="70"/>
+              <w:right w:type="dxa" w:w="110"/>
+            </w:tcMar>
+          </w:tcPr>
+          <w:p>
+            <w:pPr>
+              <w:spacing w:after="0" w:line="240"/>
+              <w:jc w:val="right"/>
+            </w:pPr>
+            <w:r>
+              <w:rPr>
+                <w:rFonts w:ascii="Calibri" w:cs="Calibri" w:eastAsia="Calibri" w:hAnsi="Calibri"/>
+                <w:b w:val="false"/>
+                <w:bCs w:val="false"/>
+                <w:color w:val="1A1A1A"/>
+                <w:sz w:val="19"/>
+                <w:szCs w:val="19"/>
+              </w:rPr>
+              <w:t xml:space="preserve">1.3650</w:t>
+            </w:r>
+          </w:p>
+        </w:tc>
+        <w:tc>
+          <w:tcPr>
+            <w:tcW w:type="dxa" w:w="2400"/>
+            <w:tcMar>
+              <w:top w:type="dxa" w:w="70"/>
+              <w:left w:type="dxa" w:w="110"/>
+              <w:bottom w:type="dxa" w:w="70"/>
+              <w:right w:type="dxa" w:w="110"/>
+            </w:tcMar>
+          </w:tcPr>
+          <w:p>
+            <w:pPr>
+              <w:spacing w:after="0" w:line="240"/>
+              <w:jc w:val="right"/>
+            </w:pPr>
+            <w:r>
+              <w:rPr>
+                <w:rFonts w:ascii="Calibri" w:cs="Calibri" w:eastAsia="Calibri" w:hAnsi="Calibri"/>
+                <w:b w:val="false"/>
+                <w:bCs w:val="false"/>
+                <w:color w:val="1A1A1A"/>
+                <w:sz w:val="19"/>
+                <w:szCs w:val="19"/>
+              </w:rPr>
+              <w:t xml:space="preserve">0.28</w:t>
+            </w:r>
+          </w:p>
+        </w:tc>
+        <w:tc>
+          <w:tcPr>
+            <w:tcW w:type="dxa" w:w="2260"/>
+            <w:tcMar>
+              <w:top w:type="dxa" w:w="70"/>
+              <w:left w:type="dxa" w:w="110"/>
+              <w:bottom w:type="dxa" w:w="70"/>
+              <w:right w:type="dxa" w:w="110"/>
+            </w:tcMar>
+          </w:tcPr>
+          <w:p>
+            <w:pPr>
+              <w:spacing w:after="0" w:line="240"/>
+              <w:jc w:val="right"/>
+            </w:pPr>
+            <w:r>
+              <w:rPr>
+                <w:rFonts w:ascii="Calibri" w:cs="Calibri" w:eastAsia="Calibri" w:hAnsi="Calibri"/>
+                <w:b w:val="false"/>
+                <w:bCs w:val="false"/>
+                <w:color w:val="1A1A1A"/>
+                <w:sz w:val="19"/>
+                <w:szCs w:val="19"/>
+              </w:rPr>
+              <w:t xml:space="preserve">2.9%</w:t>
+            </w:r>
+          </w:p>
+        </w:tc>
+      </w:tr>
+    </w:tbl>
+    <w:p>
+      <w:pPr>
+        <w:spacing w:after="0" w:before="0" w:line="276"/>
+      </w:pPr>
+      <w:r>
+        <w:rPr>
+          <w:rFonts w:ascii="Calibri" w:cs="Calibri" w:eastAsia="Calibri" w:hAnsi="Calibri"/>
+          <w:color w:val="1A1A1A"/>
+          <w:sz w:val="21"/>
+          <w:szCs w:val="21"/>
+        </w:rPr>
+        <w:t xml:space="preserve"/>
+      </w:r>
+    </w:p>
+    <w:p>
+      <w:pPr>
+        <w:spacing w:after="120" w:before="0" w:line="276"/>
+      </w:pPr>
+      <w:r>
+        <w:rPr>
+          <w:rFonts w:ascii="Calibri" w:cs="Calibri" w:eastAsia="Calibri" w:hAnsi="Calibri"/>
+          <w:color w:val="1A1A1A"/>
+          <w:sz w:val="21"/>
+          <w:szCs w:val="21"/>
+        </w:rPr>
+        <w:t xml:space="preserve">A top seller is forecast more than twice as accurately as a very slow mover. Any assessment of the platform should therefore state which slice it refers to; a single headline figure averages two very different regimes.</w:t>
+      </w:r>
+    </w:p>
+    <w:p>
+      <w:r>
+        <w:br w:type="page"/>
+      </w:r>
+    </w:p>
+    <w:p>
+      <w:pPr>
+        <w:pStyle w:val="Heading1"/>
+        <w:spacing w:after="160" w:before="360"/>
+      </w:pPr>
+      <w:r>
+        <w:rPr>
+          <w:rFonts w:ascii="Calibri" w:cs="Calibri" w:eastAsia="Calibri" w:hAnsi="Calibri"/>
+          <w:b/>
+          <w:bCs/>
+          <w:color w:val="0B3C5D"/>
+          <w:sz w:val="30"/>
+          <w:szCs w:val="30"/>
+        </w:rPr>
+        <w:t xml:space="preserve">11. Product Identification</w:t>
+      </w:r>
+    </w:p>
+    <w:p>
+      <w:pPr>
+        <w:spacing w:after="120" w:before="0" w:line="276"/>
+      </w:pPr>
+      <w:r>
+        <w:rPr>
+          <w:rFonts w:ascii="Calibri" w:cs="Calibri" w:eastAsia="Calibri" w:hAnsi="Calibri"/>
+          <w:color w:val="1A1A1A"/>
+          <w:sz w:val="21"/>
+          <w:szCs w:val="21"/>
+        </w:rPr>
+        <w:t xml:space="preserve">M5 anonymises product identities. The source data contains no product names - only codes such as FOODS_3_090 - because the retailer removed them before release. Inventing names would have made the platform's central claim of using only real data false, and would be the first thing an examiner questions.</w:t>
+      </w:r>
+    </w:p>
+    <w:p>
+      <w:pPr>
+        <w:spacing w:after="120" w:before="0" w:line="276"/>
+      </w:pPr>
+      <w:r>
+        <w:rPr>
+          <w:rFonts w:ascii="Calibri" w:cs="Calibri" w:eastAsia="Calibri" w:hAnsi="Calibri"/>
+          <w:color w:val="1A1A1A"/>
+          <w:sz w:val="21"/>
+          <w:szCs w:val="21"/>
+        </w:rPr>
+        <w:t xml:space="preserve">Each series is therefore described by attributes measured from its own history:</w:t>
+      </w:r>
+    </w:p>
+    <w:p>
+      <w:pPr>
+        <w:shd w:fill="F7F9FB" w:color="auto" w:val="clear"/>
+        <w:spacing w:after="120" w:before="0" w:line="276"/>
+      </w:pPr>
+      <w:r>
+        <w:rPr>
+          <w:rFonts w:ascii="Calibri" w:cs="Calibri" w:eastAsia="Calibri" w:hAnsi="Calibri"/>
+          <w:b/>
+          <w:bCs/>
+          <w:color w:val="0B3C5D"/>
+          <w:sz w:val="21"/>
+          <w:szCs w:val="21"/>
+        </w:rPr>
+        <w:t xml:space="preserve">    Foods - Dept 3 | Value | Top seller in Foods | 130.8/day ($1.38)</w:t>
+      </w:r>
+    </w:p>
+    <w:tbl>
+      <w:tblPr>
+        <w:tblW w:type="dxa" w:w="9360"/>
+        <w:tblBorders>
+          <w:top w:val="single" w:color="C9D2DB" w:sz="2"/>
+          <w:left w:val="none"/>
+          <w:bottom w:val="single" w:color="C9D2DB" w:sz="2"/>
+          <w:right w:val="none"/>
+          <w:insideH w:val="single" w:color="DCE3EA" w:sz="1"/>
+          <w:insideV w:val="none"/>
+        </w:tblBorders>
+      </w:tblPr>
+      <w:tblGrid>
+        <w:gridCol w:w="2600"/>
+        <w:gridCol w:w="6760"/>
+      </w:tblGrid>
+      <w:tr>
+        <w:trPr>
+          <w:tblHeader/>
+        </w:trPr>
+        <w:tc>
+          <w:tcPr>
+            <w:tcW w:type="dxa" w:w="2600"/>
+            <w:shd w:fill="0B3C5D" w:color="auto" w:val="clear"/>
+            <w:tcMar>
+              <w:top w:type="dxa" w:w="70"/>
+              <w:left w:type="dxa" w:w="110"/>
+              <w:bottom w:type="dxa" w:w="70"/>
+              <w:right w:type="dxa" w:w="110"/>
+            </w:tcMar>
+          </w:tcPr>
+          <w:p>
+            <w:pPr>
+              <w:spacing w:after="0" w:line="240"/>
+              <w:jc w:val="left"/>
+            </w:pPr>
+            <w:r>
+              <w:rPr>
+                <w:rFonts w:ascii="Calibri" w:cs="Calibri" w:eastAsia="Calibri" w:hAnsi="Calibri"/>
+                <w:b/>
+                <w:bCs/>
+                <w:color w:val="FFFFFF"/>
+                <w:sz w:val="19"/>
+                <w:szCs w:val="19"/>
+              </w:rPr>
+              <w:t xml:space="preserve">Component</w:t>
+            </w:r>
+          </w:p>
+        </w:tc>
+        <w:tc>
+          <w:tcPr>
+            <w:tcW w:type="dxa" w:w="6760"/>
+            <w:shd w:fill="0B3C5D" w:color="auto" w:val="clear"/>
+            <w:tcMar>
+              <w:top w:type="dxa" w:w="70"/>
+              <w:left w:type="dxa" w:w="110"/>
+              <w:bottom w:type="dxa" w:w="70"/>
+              <w:right w:type="dxa" w:w="110"/>
+            </w:tcMar>
+          </w:tcPr>
+          <w:p>
+            <w:pPr>
+              <w:spacing w:after="0" w:line="240"/>
+              <w:jc w:val="right"/>
+            </w:pPr>
+            <w:r>
+              <w:rPr>
+                <w:rFonts w:ascii="Calibri" w:cs="Calibri" w:eastAsia="Calibri" w:hAnsi="Calibri"/>
+                <w:b/>
+                <w:bCs/>
+                <w:color w:val="FFFFFF"/>
+                <w:sz w:val="19"/>
+                <w:szCs w:val="19"/>
+              </w:rPr>
+              <w:t xml:space="preserve">Derivation</w:t>
+            </w:r>
+          </w:p>
+        </w:tc>
+      </w:tr>
+      <w:tr>
+        <w:tc>
+          <w:tcPr>
+            <w:tcW w:type="dxa" w:w="2600"/>
+            <w:tcMar>
+              <w:top w:type="dxa" w:w="70"/>
+              <w:left w:type="dxa" w:w="110"/>
+              <w:bottom w:type="dxa" w:w="70"/>
+              <w:right w:type="dxa" w:w="110"/>
+            </w:tcMar>
+          </w:tcPr>
+          <w:p>
+            <w:pPr>
+              <w:spacing w:after="0" w:line="240"/>
+              <w:jc w:val="left"/>
+            </w:pPr>
+            <w:r>
+              <w:rPr>
+                <w:rFonts w:ascii="Calibri" w:cs="Calibri" w:eastAsia="Calibri" w:hAnsi="Calibri"/>
+                <w:b/>
+                <w:bCs/>
+                <w:color w:val="1A1A1A"/>
+                <w:sz w:val="19"/>
+                <w:szCs w:val="19"/>
+              </w:rPr>
+              <w:t xml:space="preserve">Department</w:t>
+            </w:r>
+          </w:p>
+        </w:tc>
+        <w:tc>
+          <w:tcPr>
+            <w:tcW w:type="dxa" w:w="6760"/>
+            <w:tcMar>
+              <w:top w:type="dxa" w:w="70"/>
+              <w:left w:type="dxa" w:w="110"/>
+              <w:bottom w:type="dxa" w:w="70"/>
+              <w:right w:type="dxa" w:w="110"/>
+            </w:tcMar>
+          </w:tcPr>
+          <w:p>
+            <w:pPr>
+              <w:spacing w:after="0" w:line="240"/>
+              <w:jc w:val="right"/>
+            </w:pPr>
+            <w:r>
+              <w:rPr>
+                <w:rFonts w:ascii="Calibri" w:cs="Calibri" w:eastAsia="Calibri" w:hAnsi="Calibri"/>
+                <w:b w:val="false"/>
+                <w:bCs w:val="false"/>
+                <w:color w:val="1A1A1A"/>
+                <w:sz w:val="19"/>
+                <w:szCs w:val="19"/>
+              </w:rPr>
+              <w:t xml:space="preserve">The real M5 hierarchy</w:t>
+            </w:r>
+          </w:p>
+        </w:tc>
+      </w:tr>
+      <w:tr>
+        <w:tc>
+          <w:tcPr>
+            <w:tcW w:type="dxa" w:w="2600"/>
+            <w:shd w:fill="EEF2F6" w:color="auto" w:val="clear"/>
+            <w:tcMar>
+              <w:top w:type="dxa" w:w="70"/>
+              <w:left w:type="dxa" w:w="110"/>
+              <w:bottom w:type="dxa" w:w="70"/>
+              <w:right w:type="dxa" w:w="110"/>
+            </w:tcMar>
+          </w:tcPr>
+          <w:p>
+            <w:pPr>
+              <w:spacing w:after="0" w:line="240"/>
+              <w:jc w:val="left"/>
+            </w:pPr>
+            <w:r>
+              <w:rPr>
+                <w:rFonts w:ascii="Calibri" w:cs="Calibri" w:eastAsia="Calibri" w:hAnsi="Calibri"/>
+                <w:b/>
+                <w:bCs/>
+                <w:color w:val="1A1A1A"/>
+                <w:sz w:val="19"/>
+                <w:szCs w:val="19"/>
+              </w:rPr>
+              <w:t xml:space="preserve">Price band</w:t>
+            </w:r>
+          </w:p>
+        </w:tc>
+        <w:tc>
+          <w:tcPr>
+            <w:tcW w:type="dxa" w:w="6760"/>
+            <w:shd w:fill="EEF2F6" w:color="auto" w:val="clear"/>
+            <w:tcMar>
+              <w:top w:type="dxa" w:w="70"/>
+              <w:left w:type="dxa" w:w="110"/>
+              <w:bottom w:type="dxa" w:w="70"/>
+              <w:right w:type="dxa" w:w="110"/>
+            </w:tcMar>
+          </w:tcPr>
+          <w:p>
+            <w:pPr>
+              <w:spacing w:after="0" w:line="240"/>
+              <w:jc w:val="right"/>
+            </w:pPr>
+            <w:r>
+              <w:rPr>
+                <w:rFonts w:ascii="Calibri" w:cs="Calibri" w:eastAsia="Calibri" w:hAnsi="Calibri"/>
+                <w:b w:val="false"/>
+                <w:bCs w:val="false"/>
+                <w:color w:val="1A1A1A"/>
+                <w:sz w:val="19"/>
+                <w:szCs w:val="19"/>
+              </w:rPr>
+              <w:t xml:space="preserve">Median sell price, ranked within its category</w:t>
+            </w:r>
+          </w:p>
+        </w:tc>
+      </w:tr>
+      <w:tr>
+        <w:tc>
+          <w:tcPr>
+            <w:tcW w:type="dxa" w:w="2600"/>
+            <w:tcMar>
+              <w:top w:type="dxa" w:w="70"/>
+              <w:left w:type="dxa" w:w="110"/>
+              <w:bottom w:type="dxa" w:w="70"/>
+              <w:right w:type="dxa" w:w="110"/>
+            </w:tcMar>
+          </w:tcPr>
+          <w:p>
+            <w:pPr>
+              <w:spacing w:after="0" w:line="240"/>
+              <w:jc w:val="left"/>
+            </w:pPr>
+            <w:r>
+              <w:rPr>
+                <w:rFonts w:ascii="Calibri" w:cs="Calibri" w:eastAsia="Calibri" w:hAnsi="Calibri"/>
+                <w:b/>
+                <w:bCs/>
+                <w:color w:val="1A1A1A"/>
+                <w:sz w:val="19"/>
+                <w:szCs w:val="19"/>
+              </w:rPr>
+              <w:t xml:space="preserve">Velocity</w:t>
+            </w:r>
+          </w:p>
+        </w:tc>
+        <w:tc>
+          <w:tcPr>
+            <w:tcW w:type="dxa" w:w="6760"/>
+            <w:tcMar>
+              <w:top w:type="dxa" w:w="70"/>
+              <w:left w:type="dxa" w:w="110"/>
+              <w:bottom w:type="dxa" w:w="70"/>
+              <w:right w:type="dxa" w:w="110"/>
+            </w:tcMar>
+          </w:tcPr>
+          <w:p>
+            <w:pPr>
+              <w:spacing w:after="0" w:line="240"/>
+              <w:jc w:val="right"/>
+            </w:pPr>
+            <w:r>
+              <w:rPr>
+                <w:rFonts w:ascii="Calibri" w:cs="Calibri" w:eastAsia="Calibri" w:hAnsi="Calibri"/>
+                <w:b w:val="false"/>
+                <w:bCs w:val="false"/>
+                <w:color w:val="1A1A1A"/>
+                <w:sz w:val="19"/>
+                <w:szCs w:val="19"/>
+              </w:rPr>
+              <w:t xml:space="preserve">Total units sold, ranked within its category</w:t>
+            </w:r>
+          </w:p>
+        </w:tc>
+      </w:tr>
+      <w:tr>
+        <w:tc>
+          <w:tcPr>
+            <w:tcW w:type="dxa" w:w="2600"/>
+            <w:shd w:fill="EEF2F6" w:color="auto" w:val="clear"/>
+            <w:tcMar>
+              <w:top w:type="dxa" w:w="70"/>
+              <w:left w:type="dxa" w:w="110"/>
+              <w:bottom w:type="dxa" w:w="70"/>
+              <w:right w:type="dxa" w:w="110"/>
+            </w:tcMar>
+          </w:tcPr>
+          <w:p>
+            <w:pPr>
+              <w:spacing w:after="0" w:line="240"/>
+              <w:jc w:val="left"/>
+            </w:pPr>
+            <w:r>
+              <w:rPr>
+                <w:rFonts w:ascii="Calibri" w:cs="Calibri" w:eastAsia="Calibri" w:hAnsi="Calibri"/>
+                <w:b/>
+                <w:bCs/>
+                <w:color w:val="1A1A1A"/>
+                <w:sz w:val="19"/>
+                <w:szCs w:val="19"/>
+              </w:rPr>
+              <w:t xml:space="preserve">Units per day</w:t>
+            </w:r>
+          </w:p>
+        </w:tc>
+        <w:tc>
+          <w:tcPr>
+            <w:tcW w:type="dxa" w:w="6760"/>
+            <w:shd w:fill="EEF2F6" w:color="auto" w:val="clear"/>
+            <w:tcMar>
+              <w:top w:type="dxa" w:w="70"/>
+              <w:left w:type="dxa" w:w="110"/>
+              <w:bottom w:type="dxa" w:w="70"/>
+              <w:right w:type="dxa" w:w="110"/>
+            </w:tcMar>
+          </w:tcPr>
+          <w:p>
+            <w:pPr>
+              <w:spacing w:after="0" w:line="240"/>
+              <w:jc w:val="right"/>
+            </w:pPr>
+            <w:r>
+              <w:rPr>
+                <w:rFonts w:ascii="Calibri" w:cs="Calibri" w:eastAsia="Calibri" w:hAnsi="Calibri"/>
+                <w:b w:val="false"/>
+                <w:bCs w:val="false"/>
+                <w:color w:val="1A1A1A"/>
+                <w:sz w:val="19"/>
+                <w:szCs w:val="19"/>
+              </w:rPr>
+              <w:t xml:space="preserve">Measured mean daily sales</w:t>
+            </w:r>
+          </w:p>
+        </w:tc>
+      </w:tr>
+      <w:tr>
+        <w:tc>
+          <w:tcPr>
+            <w:tcW w:type="dxa" w:w="2600"/>
+            <w:tcMar>
+              <w:top w:type="dxa" w:w="70"/>
+              <w:left w:type="dxa" w:w="110"/>
+              <w:bottom w:type="dxa" w:w="70"/>
+              <w:right w:type="dxa" w:w="110"/>
+            </w:tcMar>
+          </w:tcPr>
+          <w:p>
+            <w:pPr>
+              <w:spacing w:after="0" w:line="240"/>
+              <w:jc w:val="left"/>
+            </w:pPr>
+            <w:r>
+              <w:rPr>
+                <w:rFonts w:ascii="Calibri" w:cs="Calibri" w:eastAsia="Calibri" w:hAnsi="Calibri"/>
+                <w:b/>
+                <w:bCs/>
+                <w:color w:val="1A1A1A"/>
+                <w:sz w:val="19"/>
+                <w:szCs w:val="19"/>
+              </w:rPr>
+              <w:t xml:space="preserve">Price</w:t>
+            </w:r>
+          </w:p>
+        </w:tc>
+        <w:tc>
+          <w:tcPr>
+            <w:tcW w:type="dxa" w:w="6760"/>
+            <w:tcMar>
+              <w:top w:type="dxa" w:w="70"/>
+              <w:left w:type="dxa" w:w="110"/>
+              <w:bottom w:type="dxa" w:w="70"/>
+              <w:right w:type="dxa" w:w="110"/>
+            </w:tcMar>
+          </w:tcPr>
+          <w:p>
+            <w:pPr>
+              <w:spacing w:after="0" w:line="240"/>
+              <w:jc w:val="right"/>
+            </w:pPr>
+            <w:r>
+              <w:rPr>
+                <w:rFonts w:ascii="Calibri" w:cs="Calibri" w:eastAsia="Calibri" w:hAnsi="Calibri"/>
+                <w:b w:val="false"/>
+                <w:bCs w:val="false"/>
+                <w:color w:val="1A1A1A"/>
+                <w:sz w:val="19"/>
+                <w:szCs w:val="19"/>
+              </w:rPr>
+              <w:t xml:space="preserve">Real median sell price</w:t>
+            </w:r>
+          </w:p>
+        </w:tc>
+      </w:tr>
+    </w:tbl>
+    <w:p>
+      <w:pPr>
+        <w:spacing w:after="0" w:before="0" w:line="276"/>
+      </w:pPr>
+      <w:r>
+        <w:rPr>
+          <w:rFonts w:ascii="Calibri" w:cs="Calibri" w:eastAsia="Calibri" w:hAnsi="Calibri"/>
+          <w:color w:val="1A1A1A"/>
+          <w:sz w:val="21"/>
+          <w:szCs w:val="21"/>
+        </w:rPr>
+        <w:t xml:space="preserve"/>
+      </w:r>
+    </w:p>
+    <w:p>
+      <w:pPr>
+        <w:spacing w:after="120" w:before="0" w:line="276"/>
+      </w:pPr>
+      <w:r>
+        <w:rPr>
+          <w:rFonts w:ascii="Calibri" w:cs="Calibri" w:eastAsia="Calibri" w:hAnsi="Calibri"/>
+          <w:color w:val="1A1A1A"/>
+          <w:sz w:val="21"/>
+          <w:szCs w:val="21"/>
+        </w:rPr>
+        <w:t xml:space="preserve">Ranks are taken within a category and across all stores, so the same product can be described differently in different stores. That is correct: each item-store pair is its own demand series.</w:t>
+      </w:r>
+    </w:p>
+    <w:p>
+      <w:pPr>
+        <w:shd w:fill="F7F9FB" w:color="auto" w:val="clear"/>
+        <w:spacing w:after="0" w:before="100" w:line="276"/>
+      </w:pPr>
+      <w:r>
+        <w:rPr>
+          <w:rFonts w:ascii="Calibri" w:cs="Calibri" w:eastAsia="Calibri" w:hAnsi="Calibri"/>
+          <w:b/>
+          <w:bCs/>
+          <w:color w:val="0B3C5D"/>
+          <w:sz w:val="21"/>
+          <w:szCs w:val="21"/>
+        </w:rPr>
+        <w:t xml:space="preserve">A correction worth recording</w:t>
+      </w:r>
+    </w:p>
+    <w:p>
+      <w:pPr>
+        <w:shd w:fill="F7F9FB" w:color="auto" w:val="clear"/>
+        <w:spacing w:after="160" w:before="0" w:line="276"/>
+      </w:pPr>
+      <w:r>
+        <w:rPr>
+          <w:rFonts w:ascii="Calibri" w:cs="Calibri" w:eastAsia="Calibri" w:hAnsi="Calibri"/>
+          <w:color w:val="1A1A1A"/>
+          <w:sz w:val="21"/>
+          <w:szCs w:val="21"/>
+        </w:rPr>
+        <w:t xml:space="preserve">Because velocity is ranked within a category, an early version labelled a hobbies product selling 0.78 units a day a Fast mover, while the same words in groceries meant 2.23 units a day. Readers reasonably interpreted the label as volume. The descriptor now names the category it is relative to and states the absolute rate, so Fast mover in Hobbies - 0.7/day cannot be confused with Top seller in Foods - 130.8/day.</w:t>
+      </w:r>
+    </w:p>
+    <w:p>
+      <w:pPr>
+        <w:pStyle w:val="Heading2"/>
+        <w:spacing w:after="120" w:before="260"/>
+      </w:pPr>
+      <w:r>
+        <w:rPr>
+          <w:rFonts w:ascii="Calibri" w:cs="Calibri" w:eastAsia="Calibri" w:hAnsi="Calibri"/>
+          <w:b/>
+          <w:bCs/>
+          <w:color w:val="0F766E"/>
+          <w:sz w:val="24"/>
+          <w:szCs w:val="24"/>
+        </w:rPr>
+        <w:t xml:space="preserve">11.1 Enforcement</w:t>
+      </w:r>
+    </w:p>
+    <w:p>
+      <w:pPr>
+        <w:spacing w:after="120" w:before="0" w:line="276"/>
+      </w:pPr>
+      <w:r>
+        <w:rPr>
+          <w:rFonts w:ascii="Calibri" w:cs="Calibri" w:eastAsia="Calibri" w:hAnsi="Calibri"/>
+          <w:color w:val="1A1A1A"/>
+          <w:sz w:val="21"/>
+          <w:szCs w:val="21"/>
+        </w:rPr>
+        <w:t xml:space="preserve">These are display labels only. One test asserts that none of the descriptor fields appears in the model's feature list, so they cannot influence a forecast. A second scans the vocabulary for words that could not be derived from M5, so that a future edit cannot quietly introduce fabricated names.</w:t>
+      </w:r>
+    </w:p>
+    <w:p>
+      <w:r>
+        <w:br w:type="page"/>
+      </w:r>
+    </w:p>
+    <w:p>
+      <w:pPr>
+        <w:pStyle w:val="Heading1"/>
+        <w:spacing w:after="160" w:before="360"/>
+      </w:pPr>
+      <w:r>
+        <w:rPr>
+          <w:rFonts w:ascii="Calibri" w:cs="Calibri" w:eastAsia="Calibri" w:hAnsi="Calibri"/>
+          <w:b/>
+          <w:bCs/>
+          <w:color w:val="0B3C5D"/>
+          <w:sz w:val="30"/>
+          <w:szCs w:val="30"/>
+        </w:rPr>
+        <w:t xml:space="preserve">12. Application and Service Layer</w:t>
+      </w:r>
+    </w:p>
+    <w:p>
+      <w:pPr>
+        <w:pStyle w:val="Heading2"/>
+        <w:spacing w:after="120" w:before="260"/>
+      </w:pPr>
+      <w:r>
+        <w:rPr>
+          <w:rFonts w:ascii="Calibri" w:cs="Calibri" w:eastAsia="Calibri" w:hAnsi="Calibri"/>
+          <w:b/>
+          <w:bCs/>
+          <w:color w:val="0F766E"/>
+          <w:sz w:val="24"/>
+          <w:szCs w:val="24"/>
+        </w:rPr>
+        <w:t xml:space="preserve">12.1 The five modules</w:t>
       </w:r>
     </w:p>
     <w:tbl>
@@ -15916,7 +19836,7 @@
           <w:sz w:val="24"/>
           <w:szCs w:val="24"/>
         </w:rPr>
-        <w:t xml:space="preserve">10.2 Interface principles</w:t>
+        <w:t xml:space="preserve">12.2 Interface principles</w:t>
       </w:r>
     </w:p>
     <w:p>
@@ -16028,7 +19948,7 @@
           <w:sz w:val="24"/>
           <w:szCs w:val="24"/>
         </w:rPr>
-        <w:t xml:space="preserve">10.3 Service layer</w:t>
+        <w:t xml:space="preserve">12.3 Service layer</w:t>
       </w:r>
     </w:p>
     <w:p>
@@ -16064,7 +19984,7 @@
           <w:sz w:val="30"/>
           <w:szCs w:val="30"/>
         </w:rPr>
-        <w:t xml:space="preserve">11. Engineering Quality and Verification</w:t>
+        <w:t xml:space="preserve">13. Engineering Quality and Verification</w:t>
       </w:r>
     </w:p>
     <w:p>
@@ -16081,7 +20001,7 @@
           <w:sz w:val="24"/>
           <w:szCs w:val="24"/>
         </w:rPr>
-        <w:t xml:space="preserve">11.1 Test suite</w:t>
+        <w:t xml:space="preserve">13.1 Test suite</w:t>
       </w:r>
     </w:p>
     <w:p>
@@ -16678,7 +20598,7 @@
           <w:sz w:val="24"/>
           <w:szCs w:val="24"/>
         </w:rPr>
-        <w:t xml:space="preserve">11.2 The central leakage proof</w:t>
+        <w:t xml:space="preserve">13.2 The central leakage proof</w:t>
       </w:r>
     </w:p>
     <w:p>
@@ -16709,7 +20629,7 @@
           <w:sz w:val="24"/>
           <w:szCs w:val="24"/>
         </w:rPr>
-        <w:t xml:space="preserve">11.3 Independent verification</w:t>
+        <w:t xml:space="preserve">13.3 Independent verification</w:t>
       </w:r>
     </w:p>
     <w:p>
@@ -17325,7 +21245,7 @@
           <w:sz w:val="30"/>
           <w:szCs w:val="30"/>
         </w:rPr>
-        <w:t xml:space="preserve">12. Limitations and Responsible Use</w:t>
+        <w:t xml:space="preserve">14. Limitations and Responsible Use</w:t>
       </w:r>
     </w:p>
     <w:p>
@@ -17356,7 +21276,7 @@
           <w:sz w:val="24"/>
           <w:szCs w:val="24"/>
         </w:rPr>
-        <w:t xml:space="preserve">12.1 Data limitations</w:t>
+        <w:t xml:space="preserve">14.1 Data limitations</w:t>
       </w:r>
     </w:p>
     <w:p>
@@ -17468,7 +21388,7 @@
           <w:sz w:val="24"/>
           <w:szCs w:val="24"/>
         </w:rPr>
-        <w:t xml:space="preserve">12.2 Methodological limitations</w:t>
+        <w:t xml:space="preserve">14.2 Methodological limitations</w:t>
       </w:r>
     </w:p>
     <w:p>
@@ -17618,7 +21538,7 @@
           <w:sz w:val="24"/>
           <w:szCs w:val="24"/>
         </w:rPr>
-        <w:t xml:space="preserve">12.3 Responsible use</w:t>
+        <w:t xml:space="preserve">14.3 Responsible use</w:t>
       </w:r>
     </w:p>
     <w:p>
@@ -17654,7 +21574,7 @@
           <w:sz w:val="30"/>
           <w:szCs w:val="30"/>
         </w:rPr>
-        <w:t xml:space="preserve">13. Reproduction</w:t>
+        <w:t xml:space="preserve">15. Reproduction</w:t>
       </w:r>
     </w:p>
     <w:p>
@@ -17671,7 +21591,7 @@
           <w:sz w:val="24"/>
           <w:szCs w:val="24"/>
         </w:rPr>
-        <w:t xml:space="preserve">13.1 Environment</w:t>
+        <w:t xml:space="preserve">15.1 Environment</w:t>
       </w:r>
     </w:p>
     <w:p>
@@ -17732,7 +21652,7 @@
           <w:sz w:val="24"/>
           <w:szCs w:val="24"/>
         </w:rPr>
-        <w:t xml:space="preserve">13.2 Build and serve</w:t>
+        <w:t xml:space="preserve">15.2 Build and serve</w:t>
       </w:r>
     </w:p>
     <w:p>
@@ -17823,7 +21743,7 @@
           <w:sz w:val="24"/>
           <w:szCs w:val="24"/>
         </w:rPr>
-        <w:t xml:space="preserve">13.3 Measured run characteristics</w:t>
+        <w:t xml:space="preserve">15.3 Measured run characteristics</w:t>
       </w:r>
     </w:p>
     <w:tbl>
@@ -18184,7 +22104,7 @@
           <w:sz w:val="30"/>
           <w:szCs w:val="30"/>
         </w:rPr>
-        <w:t xml:space="preserve">14. Conclusion</w:t>
+        <w:t xml:space="preserve">16. Conclusion</w:t>
       </w:r>
     </w:p>
     <w:p>
